--- a/docs/downloads/john-nelson-darby/تم/doc_0370.docx
+++ b/docs/downloads/john-nelson-darby/تم/doc_0370.docx
@@ -4,81 +4,227 @@
   <w:body>
     <w:p>
       <w:pPr>
-        <w:bidi/>
-        <w:jc w:val="both"/>
-        <w:rPr>
-          <w:rtl/>
-          <w:lang w:bidi="ar-SA"/>
+        <w:rPr>
+          <w:rtl/>
         </w:rPr>
       </w:pPr>
       <w:hyperlink r:id="rId4" w:history="1">
         <w:r>
           <w:rPr>
             <w:rStyle w:val="Hyperlink"/>
-            <w:rFonts w:hint="cs"/>
             <w:rtl/>
-            <w:lang w:bidi="ar-SA"/>
           </w:rPr>
-          <w:t>في بيت</w:t>
-        </w:r>
-        <w:r>
-          <w:rPr>
-            <w:rStyle w:val="Hyperlink"/>
-            <w:rFonts w:hint="cs"/>
-            <w:rtl/>
-            <w:lang w:bidi="ar-SA"/>
-          </w:rPr>
-          <w:t>ك مع الله</w:t>
-        </w:r>
-        <w:r>
-          <w:rPr>
-            <w:rStyle w:val="Hyperlink"/>
-            <w:rFonts w:hint="cs"/>
-            <w:rtl/>
-            <w:lang w:bidi="ar-SA"/>
-          </w:rPr>
-          <w:t>؟</w:t>
+          <w:t>مُعْيِينَ وَمُطَارِدِينَ</w:t>
         </w:r>
       </w:hyperlink>
     </w:p>
     <w:p>
       <w:pPr>
-        <w:bidi/>
-        <w:jc w:val="both"/>
-        <w:rPr>
-          <w:rtl/>
-          <w:lang w:bidi="ar-SA"/>
+        <w:rPr>
+          <w:rtl/>
         </w:rPr>
       </w:pPr>
       <w:r>
         <w:rPr>
           <w:rFonts w:hint="cs"/>
           <w:rtl/>
-          <w:lang w:bidi="ar-SA"/>
-        </w:rPr>
-        <w:t>2. كورنثوس 4: 4</w:t>
+        </w:rPr>
+        <w:t>قضاة 8: 4: "</w:t>
+      </w:r>
+      <w:r>
+        <w:rPr>
+          <w:rFonts w:ascii="Arial" w:hAnsi="Arial" w:cs="Arial" w:hint="cs"/>
+          <w:rtl/>
+        </w:rPr>
+        <w:t>​</w:t>
+      </w:r>
+      <w:r>
+        <w:rPr>
+          <w:rFonts w:hint="cs"/>
+          <w:rtl/>
+        </w:rPr>
+        <w:t>وَجَاءَ</w:t>
+      </w:r>
+      <w:r>
+        <w:rPr>
+          <w:rtl/>
+        </w:rPr>
+        <w:t xml:space="preserve"> </w:t>
+      </w:r>
+      <w:r>
+        <w:rPr>
+          <w:rFonts w:hint="cs"/>
+          <w:rtl/>
+        </w:rPr>
+        <w:t>جِدْعُونُ</w:t>
+      </w:r>
+      <w:r>
+        <w:rPr>
+          <w:rtl/>
+        </w:rPr>
+        <w:t xml:space="preserve"> </w:t>
+      </w:r>
+      <w:r>
+        <w:rPr>
+          <w:rFonts w:hint="cs"/>
+          <w:rtl/>
+        </w:rPr>
+        <w:t>إِلَى</w:t>
+      </w:r>
+      <w:r>
+        <w:rPr>
+          <w:rtl/>
+        </w:rPr>
+        <w:t xml:space="preserve"> </w:t>
+      </w:r>
+      <w:r>
+        <w:rPr>
+          <w:rFonts w:hint="cs"/>
+          <w:rtl/>
+        </w:rPr>
+        <w:t>الأُرْدُنِّ</w:t>
+      </w:r>
+      <w:r>
+        <w:rPr>
+          <w:rtl/>
+        </w:rPr>
+        <w:t xml:space="preserve"> </w:t>
+      </w:r>
+      <w:r>
+        <w:rPr>
+          <w:rFonts w:hint="cs"/>
+          <w:rtl/>
+        </w:rPr>
+        <w:t>وَعَبَرَ</w:t>
+      </w:r>
+      <w:r>
+        <w:rPr>
+          <w:rtl/>
+        </w:rPr>
+        <w:t xml:space="preserve"> </w:t>
+      </w:r>
+      <w:r>
+        <w:rPr>
+          <w:rFonts w:hint="cs"/>
+          <w:rtl/>
+        </w:rPr>
+        <w:t>هُوَ</w:t>
+      </w:r>
+      <w:r>
+        <w:rPr>
+          <w:rtl/>
+        </w:rPr>
+        <w:t xml:space="preserve"> </w:t>
+      </w:r>
+      <w:r>
+        <w:rPr>
+          <w:rFonts w:hint="cs"/>
+          <w:rtl/>
+        </w:rPr>
+        <w:t>وَالثَّلاَثُ</w:t>
+      </w:r>
+      <w:r>
+        <w:rPr>
+          <w:rtl/>
+        </w:rPr>
+        <w:t xml:space="preserve"> </w:t>
+      </w:r>
+      <w:r>
+        <w:rPr>
+          <w:rFonts w:hint="cs"/>
+          <w:rtl/>
+        </w:rPr>
+        <w:t>مِئَةِ</w:t>
+      </w:r>
+      <w:r>
+        <w:rPr>
+          <w:rtl/>
+        </w:rPr>
+        <w:t xml:space="preserve"> </w:t>
+      </w:r>
+      <w:r>
+        <w:rPr>
+          <w:rFonts w:hint="cs"/>
+          <w:rtl/>
+        </w:rPr>
+        <w:t>الرَّجُلِ</w:t>
+      </w:r>
+      <w:r>
+        <w:rPr>
+          <w:rtl/>
+        </w:rPr>
+        <w:t xml:space="preserve"> </w:t>
+      </w:r>
+      <w:r>
+        <w:rPr>
+          <w:rFonts w:hint="cs"/>
+          <w:rtl/>
+        </w:rPr>
+        <w:t>الَّذِينَ</w:t>
+      </w:r>
+      <w:r>
+        <w:rPr>
+          <w:rtl/>
+        </w:rPr>
+        <w:t xml:space="preserve"> </w:t>
+      </w:r>
+      <w:r>
+        <w:rPr>
+          <w:rFonts w:hint="cs"/>
+          <w:rtl/>
+        </w:rPr>
+        <w:t>مَعَهُ</w:t>
+      </w:r>
+      <w:r>
+        <w:rPr>
+          <w:rtl/>
+        </w:rPr>
+        <w:t xml:space="preserve"> </w:t>
+      </w:r>
+      <w:r>
+        <w:rPr>
+          <w:rFonts w:hint="cs"/>
+          <w:rtl/>
+        </w:rPr>
+        <w:t>مُعْيِينَ</w:t>
+      </w:r>
+      <w:r>
+        <w:rPr>
+          <w:rtl/>
+        </w:rPr>
+        <w:t xml:space="preserve"> </w:t>
+      </w:r>
+      <w:r>
+        <w:rPr>
+          <w:rFonts w:hint="cs"/>
+          <w:rtl/>
+        </w:rPr>
+        <w:t>وَمُطَارِدِينَ</w:t>
+      </w:r>
+      <w:r>
+        <w:rPr>
+          <w:rtl/>
+        </w:rPr>
+        <w:t>.</w:t>
+      </w:r>
+      <w:r>
+        <w:rPr>
+          <w:rFonts w:hint="cs"/>
+          <w:rtl/>
+        </w:rPr>
+        <w:t>"</w:t>
       </w:r>
     </w:p>
     <w:p>
       <w:pPr>
-        <w:bidi/>
-        <w:jc w:val="both"/>
-        <w:rPr>
-          <w:rtl/>
-          <w:lang w:bidi="ar-SA"/>
-        </w:rPr>
+        <w:bidi w:val="0"/>
       </w:pPr>
       <w:r>
-        <w:rPr>
-          <w:lang w:bidi="ar-SA"/>
-        </w:rPr>
         <w:t>John Nelson Darby</w:t>
       </w:r>
     </w:p>
     <w:p>
       <w:pPr>
-        <w:bidi/>
-        <w:jc w:val="both"/>
         <w:rPr>
           <w:rtl/>
           <w:lang w:bidi="ar-SA"/>
@@ -90,7 +236,70 @@
           <w:rtl/>
           <w:lang w:bidi="ar-SA"/>
         </w:rPr>
-        <w:t>"</w:t>
+        <w:t>هي فقط كلمتان لكن كم هي هادفة في وصفها طريق المسيحي. إنه ليس مكتوب: "</w:t>
+      </w:r>
+      <w:r>
+        <w:rPr>
+          <w:rtl/>
+        </w:rPr>
+        <w:t xml:space="preserve"> </w:t>
+      </w:r>
+      <w:r>
+        <w:rPr>
+          <w:rtl/>
+          <w:lang w:bidi="ar-SA"/>
+        </w:rPr>
+        <w:t>مُعْيِينَ</w:t>
+      </w:r>
+      <w:r>
+        <w:rPr>
+          <w:rFonts w:hint="cs"/>
+          <w:rtl/>
+          <w:lang w:bidi="ar-SA"/>
+        </w:rPr>
+        <w:t xml:space="preserve"> ومتكئين" أو "</w:t>
+      </w:r>
+      <w:r>
+        <w:rPr>
+          <w:rtl/>
+        </w:rPr>
+        <w:t xml:space="preserve"> </w:t>
+      </w:r>
+      <w:r>
+        <w:rPr>
+          <w:rtl/>
+          <w:lang w:bidi="ar-SA"/>
+        </w:rPr>
+        <w:t>مُعْيِينَ</w:t>
+      </w:r>
+      <w:r>
+        <w:rPr>
+          <w:rFonts w:hint="cs"/>
+          <w:rtl/>
+          <w:lang w:bidi="ar-SA"/>
+        </w:rPr>
+        <w:t xml:space="preserve"> ومنتهين"، وإنما "</w:t>
+      </w:r>
+      <w:r>
+        <w:rPr>
+          <w:rtl/>
+        </w:rPr>
+        <w:t xml:space="preserve"> </w:t>
+      </w:r>
+      <w:r>
+        <w:rPr>
+          <w:rtl/>
+          <w:lang w:bidi="ar-SA"/>
+        </w:rPr>
+        <w:t>مُعْيِينَ وَمُطَارِدِينَ</w:t>
+      </w:r>
+      <w:r>
+        <w:rPr>
+          <w:rFonts w:hint="cs"/>
+          <w:rtl/>
+          <w:lang w:bidi="ar-SA"/>
+        </w:rPr>
+        <w:t>". إننا أمرنا مثل جدعون مع الذي "</w:t>
       </w:r>
       <w:r>
         <w:rPr>
@@ -106,156 +315,116 @@
           <w:rtl/>
           <w:lang w:bidi="ar-SA"/>
         </w:rPr>
-        <w:t>الَّذِينَ</w:t>
-      </w:r>
-      <w:r>
-        <w:rPr>
-          <w:rtl/>
-          <w:lang w:bidi="ar-SA"/>
-        </w:rPr>
-        <w:t xml:space="preserve"> </w:t>
-      </w:r>
-      <w:r>
-        <w:rPr>
-          <w:rFonts w:hint="cs"/>
-          <w:rtl/>
-          <w:lang w:bidi="ar-SA"/>
-        </w:rPr>
-        <w:t>فِيهِمْ</w:t>
-      </w:r>
-      <w:r>
-        <w:rPr>
-          <w:rtl/>
-          <w:lang w:bidi="ar-SA"/>
-        </w:rPr>
-        <w:t xml:space="preserve"> </w:t>
-      </w:r>
-      <w:r>
-        <w:rPr>
-          <w:rFonts w:hint="cs"/>
-          <w:rtl/>
-          <w:lang w:bidi="ar-SA"/>
-        </w:rPr>
-        <w:t>إِلهُ</w:t>
-      </w:r>
-      <w:r>
-        <w:rPr>
-          <w:rtl/>
-          <w:lang w:bidi="ar-SA"/>
-        </w:rPr>
-        <w:t xml:space="preserve"> </w:t>
-      </w:r>
-      <w:r>
-        <w:rPr>
-          <w:rFonts w:hint="cs"/>
-          <w:rtl/>
-          <w:lang w:bidi="ar-SA"/>
-        </w:rPr>
-        <w:t>هذَا</w:t>
-      </w:r>
-      <w:r>
-        <w:rPr>
-          <w:rtl/>
-          <w:lang w:bidi="ar-SA"/>
-        </w:rPr>
-        <w:t xml:space="preserve"> </w:t>
-      </w:r>
-      <w:r>
-        <w:rPr>
-          <w:rFonts w:hint="cs"/>
-          <w:rtl/>
-          <w:lang w:bidi="ar-SA"/>
-        </w:rPr>
-        <w:t>الدَّهْرِ</w:t>
-      </w:r>
-      <w:r>
-        <w:rPr>
-          <w:rtl/>
-          <w:lang w:bidi="ar-SA"/>
-        </w:rPr>
-        <w:t xml:space="preserve"> </w:t>
-      </w:r>
-      <w:r>
-        <w:rPr>
-          <w:rFonts w:hint="cs"/>
-          <w:rtl/>
-          <w:lang w:bidi="ar-SA"/>
-        </w:rPr>
-        <w:t>قَدْ</w:t>
-      </w:r>
-      <w:r>
-        <w:rPr>
-          <w:rtl/>
-          <w:lang w:bidi="ar-SA"/>
-        </w:rPr>
-        <w:t xml:space="preserve"> </w:t>
-      </w:r>
-      <w:r>
-        <w:rPr>
-          <w:rFonts w:hint="cs"/>
-          <w:rtl/>
-          <w:lang w:bidi="ar-SA"/>
-        </w:rPr>
-        <w:t>أَعْمَى</w:t>
-      </w:r>
-      <w:r>
-        <w:rPr>
-          <w:rtl/>
-          <w:lang w:bidi="ar-SA"/>
-        </w:rPr>
-        <w:t xml:space="preserve"> </w:t>
-      </w:r>
-      <w:r>
-        <w:rPr>
-          <w:rFonts w:hint="cs"/>
-          <w:rtl/>
-          <w:lang w:bidi="ar-SA"/>
-        </w:rPr>
-        <w:t>أَذْهَانَ</w:t>
-      </w:r>
-      <w:r>
-        <w:rPr>
-          <w:rtl/>
-          <w:lang w:bidi="ar-SA"/>
-        </w:rPr>
-        <w:t xml:space="preserve"> </w:t>
-      </w:r>
-      <w:r>
-        <w:rPr>
-          <w:rFonts w:hint="cs"/>
-          <w:rtl/>
-          <w:lang w:bidi="ar-SA"/>
-        </w:rPr>
-        <w:t>غَيْرِ</w:t>
-      </w:r>
-      <w:r>
-        <w:rPr>
-          <w:rtl/>
-          <w:lang w:bidi="ar-SA"/>
-        </w:rPr>
-        <w:t xml:space="preserve"> </w:t>
-      </w:r>
-      <w:r>
-        <w:rPr>
-          <w:rFonts w:hint="cs"/>
-          <w:rtl/>
-          <w:lang w:bidi="ar-SA"/>
-        </w:rPr>
-        <w:t>الْمُؤْمِنِينَ،</w:t>
-      </w:r>
-      <w:r>
-        <w:rPr>
-          <w:rFonts w:hint="cs"/>
-          <w:rtl/>
-          <w:lang w:bidi="ar-SA"/>
-        </w:rPr>
-        <w:t>"</w:t>
+        <w:t>يُعْطِي</w:t>
+      </w:r>
+      <w:r>
+        <w:rPr>
+          <w:rtl/>
+          <w:lang w:bidi="ar-SA"/>
+        </w:rPr>
+        <w:t xml:space="preserve"> </w:t>
+      </w:r>
+      <w:r>
+        <w:rPr>
+          <w:rFonts w:hint="cs"/>
+          <w:rtl/>
+          <w:lang w:bidi="ar-SA"/>
+        </w:rPr>
+        <w:t>الْمُعْيِيَ</w:t>
+      </w:r>
+      <w:r>
+        <w:rPr>
+          <w:rtl/>
+          <w:lang w:bidi="ar-SA"/>
+        </w:rPr>
+        <w:t xml:space="preserve"> </w:t>
+      </w:r>
+      <w:r>
+        <w:rPr>
+          <w:rFonts w:hint="cs"/>
+          <w:rtl/>
+          <w:lang w:bidi="ar-SA"/>
+        </w:rPr>
+        <w:t>قُدْرَةً،</w:t>
+      </w:r>
+      <w:r>
+        <w:rPr>
+          <w:rtl/>
+          <w:lang w:bidi="ar-SA"/>
+        </w:rPr>
+        <w:t xml:space="preserve"> </w:t>
+      </w:r>
+      <w:r>
+        <w:rPr>
+          <w:rFonts w:hint="cs"/>
+          <w:rtl/>
+          <w:lang w:bidi="ar-SA"/>
+        </w:rPr>
+        <w:t>وَلِعَدِيمِ</w:t>
+      </w:r>
+      <w:r>
+        <w:rPr>
+          <w:rtl/>
+          <w:lang w:bidi="ar-SA"/>
+        </w:rPr>
+        <w:t xml:space="preserve"> </w:t>
+      </w:r>
+      <w:r>
+        <w:rPr>
+          <w:rFonts w:hint="cs"/>
+          <w:rtl/>
+          <w:lang w:bidi="ar-SA"/>
+        </w:rPr>
+        <w:t>الْقُوَّةِ</w:t>
+      </w:r>
+      <w:r>
+        <w:rPr>
+          <w:rtl/>
+          <w:lang w:bidi="ar-SA"/>
+        </w:rPr>
+        <w:t xml:space="preserve"> </w:t>
+      </w:r>
+      <w:r>
+        <w:rPr>
+          <w:rFonts w:hint="cs"/>
+          <w:rtl/>
+          <w:lang w:bidi="ar-SA"/>
+        </w:rPr>
+        <w:t>يُكَثِّرُ</w:t>
+      </w:r>
+      <w:r>
+        <w:rPr>
+          <w:rtl/>
+          <w:lang w:bidi="ar-SA"/>
+        </w:rPr>
+        <w:t xml:space="preserve"> </w:t>
+      </w:r>
+      <w:r>
+        <w:rPr>
+          <w:rFonts w:hint="cs"/>
+          <w:rtl/>
+          <w:lang w:bidi="ar-SA"/>
+        </w:rPr>
+        <w:t>شِدَّةً</w:t>
+      </w:r>
+      <w:r>
+        <w:rPr>
+          <w:rtl/>
+          <w:lang w:bidi="ar-SA"/>
+        </w:rPr>
+        <w:t>.</w:t>
+      </w:r>
+      <w:r>
+        <w:rPr>
+          <w:rFonts w:hint="cs"/>
+          <w:rtl/>
+          <w:lang w:bidi="ar-SA"/>
+        </w:rPr>
+        <w:t>" (أشعياء 40: 29).</w:t>
       </w:r>
     </w:p>
     <w:p>
       <w:pPr>
-        <w:bidi/>
-        <w:jc w:val="both"/>
         <w:rPr>
           <w:rtl/>
           <w:lang w:bidi="ar-SA"/>
@@ -267,21 +436,26 @@
           <w:rtl/>
           <w:lang w:bidi="ar-SA"/>
         </w:rPr>
-        <w:t>إنه شيء مميز في الإنسان بأنه لا يشعر نفسه حرًا من نحو الله، ولكنه يشعر بحرية مع الشيطان. هو عنده خوف من الله، لكنه لا يخاف الشيطان. طبعًا هو لا يودّ بأن يكون في الجحيم مع الشيطان فهذه بالنسبة له فكرة سيئة؛ لكنه لا يرى أي شيء سيء في أن يسير معه يوميًا</w:t>
-      </w:r>
-      <w:r>
-        <w:rPr>
-          <w:rFonts w:hint="cs"/>
-          <w:rtl/>
-          <w:lang w:bidi="ar-SA"/>
-        </w:rPr>
-        <w:t>.</w:t>
+        <w:t>إنه مبارَك إن تعلمنا بأن نحسب في ضعفنا وإعيائنا حساب ملء النعمة والقوة التي صارت لحسابنا في المسيح يسوع. ويأتينا النداء: "</w:t>
+      </w:r>
+      <w:r>
+        <w:rPr>
+          <w:rtl/>
+          <w:lang w:bidi="ar-SA"/>
+        </w:rPr>
+        <w:t xml:space="preserve"> أَخِيرًا يَا إِخْوَتِي تَقَوُّوْا فِي الرَّبِّ وَفِي شِدَّةِ قُوَّتِهِ.</w:t>
+      </w:r>
+      <w:r>
+        <w:rPr>
+          <w:rFonts w:hint="cs"/>
+          <w:rtl/>
+          <w:lang w:bidi="ar-SA"/>
+        </w:rPr>
+        <w:t>" (أفسس 6: 10).</w:t>
       </w:r>
     </w:p>
     <w:p>
       <w:pPr>
-        <w:bidi/>
-        <w:jc w:val="both"/>
         <w:rPr>
           <w:rtl/>
           <w:lang w:bidi="ar-SA"/>
@@ -293,23 +467,44 @@
           <w:rtl/>
           <w:lang w:bidi="ar-SA"/>
         </w:rPr>
-        <w:t xml:space="preserve">هو يشعر نفسه حرًا مع الشيطان وهو يسير معه دون أي إرغام على ذلك على الأرض؛ لكن بأن يسير مع الله فهو أمر فظيع بالنسبة له. هل تشعر بحرية مع الله؟ أنا أعرف بأن يومًا ما تودّ بأن تكون مع الله في السماء، لكن هل أنت مشتاق الآن بأن تكون قريبًا منه؟ هذا هو السؤال. هل تشعر بأنك في بيتك مع الله؟ هل أنت مرتاح من الفكرة بأنه يقبلك كما أنت؟ </w:t>
-      </w:r>
-      <w:r>
-        <w:rPr>
-          <w:rFonts w:hint="cs"/>
-          <w:rtl/>
-          <w:lang w:bidi="ar-SA"/>
-        </w:rPr>
-        <w:t>هل تضع ثقتك في الله بأن يقبلك كما أنت؟ أم أنك متحيّر من الفكرة بأن الله سيقبلك كما أنت؟ ما هو الفظيع في أن تفكّر بالله؟ لماذا لا تريد أن تضع ثقتك في الله في الحالة التي أنت موجود فيها؟</w:t>
+        <w:t xml:space="preserve">ولمَن مُعدّ هذا الأمر؟ لمَن خارت قواه الذي رفع يديه عن المسير، عندما لا </w:t>
+      </w:r>
+      <w:r>
+        <w:rPr>
+          <w:rFonts w:hint="cs"/>
+          <w:rtl/>
+          <w:lang w:bidi="ar-SA"/>
+        </w:rPr>
+        <w:t>يتجدد باستمرار</w:t>
+      </w:r>
+      <w:r>
+        <w:rPr>
+          <w:rFonts w:hint="cs"/>
+          <w:rtl/>
+          <w:lang w:bidi="ar-SA"/>
+        </w:rPr>
+        <w:t xml:space="preserve"> </w:t>
+      </w:r>
+      <w:r>
+        <w:rPr>
+          <w:rFonts w:hint="cs"/>
+          <w:rtl/>
+          <w:lang w:bidi="ar-SA"/>
+        </w:rPr>
+        <w:t>ب</w:t>
+      </w:r>
+      <w:r>
+        <w:rPr>
+          <w:rFonts w:hint="cs"/>
+          <w:rtl/>
+          <w:lang w:bidi="ar-SA"/>
+        </w:rPr>
+        <w:t>قوة جديدة من فوق.</w:t>
       </w:r>
     </w:p>
     <w:p>
       <w:pPr>
-        <w:bidi/>
-        <w:jc w:val="both"/>
-        <w:rPr>
-          <w:rFonts w:hint="cs"/>
+        <w:rPr>
           <w:rtl/>
           <w:lang w:bidi="ar-SA"/>
         </w:rPr>
@@ -320,53 +515,45 @@
           <w:rtl/>
           <w:lang w:bidi="ar-SA"/>
         </w:rPr>
-        <w:t xml:space="preserve">أنت لا تخاف بأن تضع ثقتك في الشيطان. الشيطان هو "إله هذا الدهر (العالم)" (2. كورنثوس 4: 4)، لهذا لا يخاف الناس منه. أليس هذا شيء ملفت للنظر؟ في عالم الشيطان يتحرك الناس بحرية ومن دون قيود، لكن مع الله فهم ليسوا غير مُجبرين. </w:t>
-      </w:r>
-      <w:r>
-        <w:rPr>
-          <w:rFonts w:hint="cs"/>
-          <w:rtl/>
-          <w:lang w:bidi="ar-SA"/>
-        </w:rPr>
-        <w:t>هم بإرادتهم يذهبون إلى أماكن التجربة التي من المؤكد ليس فيها المسيح؛ لكنهم في حيرة في المكان الذي يمجّد المسيح الله. هو يبحثون عن ملذاتهم في المكان الذي لن يكن للمسيح أية لذّة فيه؛ وهم لا يرهبون من الشيطان مع أنهم يعرفون بأنه هناك. هم يخافون من النور لكنهم لا يرهبون من الظلمة. الظلمة هو عنصر حياتهم</w:t>
-      </w:r>
-      <w:r>
-        <w:rPr>
-          <w:rFonts w:hint="cs"/>
-          <w:rtl/>
-          <w:lang w:bidi="ar-SA"/>
-        </w:rPr>
-        <w:t>، والنور يجعلهم يرتعبون. يا له من أمر رهيب! "</w:t>
-      </w:r>
-      <w:r>
-        <w:rPr>
-          <w:rtl/>
-          <w:lang w:bidi="ar-SA"/>
-        </w:rPr>
-        <w:t>اللهَ نُورٌ وَلَيْسَ فِيهِ ظُلْمَةٌ الْبَتَّةَ.</w:t>
-      </w:r>
-      <w:r>
-        <w:rPr>
-          <w:rFonts w:hint="cs"/>
-          <w:rtl/>
-          <w:lang w:bidi="ar-SA"/>
-        </w:rPr>
-        <w:t>" (1. يوحنا 1: 5). إبليس هو رئيس "</w:t>
-      </w:r>
-      <w:r>
-        <w:rPr>
-          <w:rtl/>
-          <w:lang w:bidi="ar-SA"/>
-        </w:rPr>
-        <w:t>الْعَالَمِ عَلَى ظُلْمَةِ هذَا الدَّهْرِ</w:t>
-      </w:r>
-      <w:r>
-        <w:rPr>
-          <w:rFonts w:hint="cs"/>
-          <w:rtl/>
-          <w:lang w:bidi="ar-SA"/>
-        </w:rPr>
-        <w:t>" (أفسس 6: 12).</w:t>
+        <w:t>متى ما تم الانتصار يبدأ الجهاد من جديد. هل نحن معرضين بأن نُعيى في الروح؟ دعونا بالرغم من ذلك نستمر بالمسير، لأن الله يعطينا قوة بفيض. صحيح أننا لا نحب اختبارت الإيمان هذه. إنه مؤلم بلا شك بأن نشعر يوميًا بضعفنا. إننا كنا نفضل لو انتهت الحرب سريعًا. لكن دعونا نضع في بالنا بأن وقت جهادنا هو الآن. إن كل واحد منا مدعو "</w:t>
+      </w:r>
+      <w:r>
+        <w:rPr>
+          <w:rtl/>
+        </w:rPr>
+        <w:t xml:space="preserve"> </w:t>
+      </w:r>
+      <w:r>
+        <w:rPr>
+          <w:rtl/>
+          <w:lang w:bidi="ar-SA"/>
+        </w:rPr>
+        <w:t>كَجُنْدِيٍّ صَالِحٍ لِيَسُوعَ الْمَسِيحِ</w:t>
+      </w:r>
+      <w:r>
+        <w:rPr>
+          <w:rFonts w:hint="cs"/>
+          <w:rtl/>
+          <w:lang w:bidi="ar-SA"/>
+        </w:rPr>
+        <w:t>" للجهاد، وذلك في المصاعب والضيقات التي تحيط بنا يوميًا.</w:t>
+      </w:r>
+    </w:p>
+    <w:p>
+      <w:pPr>
+        <w:rPr>
+          <w:rFonts w:hint="cs"/>
+          <w:rtl/>
+          <w:lang w:bidi="ar-SA"/>
+        </w:rPr>
+      </w:pPr>
+      <w:r>
+        <w:rPr>
+          <w:rFonts w:hint="cs"/>
+          <w:rtl/>
+          <w:lang w:bidi="ar-SA"/>
+        </w:rPr>
+        <w:t>اليوم يكفي شره وكان ما يكفي من نعمة. غدًا سيكون ما يكفينا من الشر، ولكن أيضًا ما يكفي من النعمة. كل ما نحتاجه هو أن نحيا لله ومن الله. هو أمين.</w:t>
       </w:r>
     </w:p>
     <w:sectPr>
@@ -392,7 +579,9 @@
     </w:rPrDefault>
     <w:pPrDefault>
       <w:pPr>
+        <w:bidi/>
         <w:spacing w:after="160" w:line="259" w:lineRule="auto"/>
+        <w:jc w:val="both"/>
       </w:pPr>
     </w:pPrDefault>
   </w:docDefaults>
@@ -778,6 +967,7 @@
     <w:name w:val="Normal"/>
     <w:qFormat/>
     <w:rPr>
+      <w:noProof/>
       <w:lang w:bidi="ar-EG"/>
     </w:rPr>
   </w:style>
@@ -813,7 +1003,7 @@
     <w:basedOn w:val="DefaultParagraphFont"/>
     <w:uiPriority w:val="99"/>
     <w:unhideWhenUsed/>
-    <w:rsid w:val="00AF5AE7"/>
+    <w:rsid w:val="00EC395B"/>
     <w:rPr>
       <w:color w:val="0563C1" w:themeColor="hyperlink"/>
       <w:u w:val="single"/>
@@ -825,7 +1015,7 @@
     <w:uiPriority w:val="99"/>
     <w:semiHidden/>
     <w:unhideWhenUsed/>
-    <w:rsid w:val="00AF5AE7"/>
+    <w:rsid w:val="00EC395B"/>
     <w:rPr>
       <w:color w:val="605E5C"/>
       <w:shd w:val="clear" w:color="auto" w:fill="E1DFDD"/>

--- a/docs/downloads/john-nelson-darby/تم/doc_0370.docx
+++ b/docs/downloads/john-nelson-darby/تم/doc_0370.docx
@@ -4,227 +4,81 @@
   <w:body>
     <w:p>
       <w:pPr>
-        <w:rPr>
-          <w:rtl/>
+        <w:bidi/>
+        <w:jc w:val="both"/>
+        <w:rPr>
+          <w:rtl/>
+          <w:lang w:bidi="ar-SA"/>
         </w:rPr>
       </w:pPr>
       <w:hyperlink r:id="rId4" w:history="1">
         <w:r>
           <w:rPr>
             <w:rStyle w:val="Hyperlink"/>
+            <w:rFonts w:hint="cs"/>
             <w:rtl/>
+            <w:lang w:bidi="ar-SA"/>
           </w:rPr>
-          <w:t>مُعْيِينَ وَمُطَارِدِينَ</w:t>
+          <w:t>في بيت</w:t>
+        </w:r>
+        <w:r>
+          <w:rPr>
+            <w:rStyle w:val="Hyperlink"/>
+            <w:rFonts w:hint="cs"/>
+            <w:rtl/>
+            <w:lang w:bidi="ar-SA"/>
+          </w:rPr>
+          <w:t>ك مع الله</w:t>
+        </w:r>
+        <w:r>
+          <w:rPr>
+            <w:rStyle w:val="Hyperlink"/>
+            <w:rFonts w:hint="cs"/>
+            <w:rtl/>
+            <w:lang w:bidi="ar-SA"/>
+          </w:rPr>
+          <w:t>؟</w:t>
         </w:r>
       </w:hyperlink>
     </w:p>
     <w:p>
       <w:pPr>
-        <w:rPr>
-          <w:rtl/>
+        <w:bidi/>
+        <w:jc w:val="both"/>
+        <w:rPr>
+          <w:rtl/>
+          <w:lang w:bidi="ar-SA"/>
         </w:rPr>
       </w:pPr>
       <w:r>
         <w:rPr>
           <w:rFonts w:hint="cs"/>
           <w:rtl/>
-        </w:rPr>
-        <w:t>قضاة 8: 4: "</w:t>
-      </w:r>
-      <w:r>
-        <w:rPr>
-          <w:rFonts w:ascii="Arial" w:hAnsi="Arial" w:cs="Arial" w:hint="cs"/>
-          <w:rtl/>
-        </w:rPr>
-        <w:t>​</w:t>
-      </w:r>
-      <w:r>
-        <w:rPr>
-          <w:rFonts w:hint="cs"/>
-          <w:rtl/>
-        </w:rPr>
-        <w:t>وَجَاءَ</w:t>
-      </w:r>
-      <w:r>
-        <w:rPr>
-          <w:rtl/>
-        </w:rPr>
-        <w:t xml:space="preserve"> </w:t>
-      </w:r>
-      <w:r>
-        <w:rPr>
-          <w:rFonts w:hint="cs"/>
-          <w:rtl/>
-        </w:rPr>
-        <w:t>جِدْعُونُ</w:t>
-      </w:r>
-      <w:r>
-        <w:rPr>
-          <w:rtl/>
-        </w:rPr>
-        <w:t xml:space="preserve"> </w:t>
-      </w:r>
-      <w:r>
-        <w:rPr>
-          <w:rFonts w:hint="cs"/>
-          <w:rtl/>
-        </w:rPr>
-        <w:t>إِلَى</w:t>
-      </w:r>
-      <w:r>
-        <w:rPr>
-          <w:rtl/>
-        </w:rPr>
-        <w:t xml:space="preserve"> </w:t>
-      </w:r>
-      <w:r>
-        <w:rPr>
-          <w:rFonts w:hint="cs"/>
-          <w:rtl/>
-        </w:rPr>
-        <w:t>الأُرْدُنِّ</w:t>
-      </w:r>
-      <w:r>
-        <w:rPr>
-          <w:rtl/>
-        </w:rPr>
-        <w:t xml:space="preserve"> </w:t>
-      </w:r>
-      <w:r>
-        <w:rPr>
-          <w:rFonts w:hint="cs"/>
-          <w:rtl/>
-        </w:rPr>
-        <w:t>وَعَبَرَ</w:t>
-      </w:r>
-      <w:r>
-        <w:rPr>
-          <w:rtl/>
-        </w:rPr>
-        <w:t xml:space="preserve"> </w:t>
-      </w:r>
-      <w:r>
-        <w:rPr>
-          <w:rFonts w:hint="cs"/>
-          <w:rtl/>
-        </w:rPr>
-        <w:t>هُوَ</w:t>
-      </w:r>
-      <w:r>
-        <w:rPr>
-          <w:rtl/>
-        </w:rPr>
-        <w:t xml:space="preserve"> </w:t>
-      </w:r>
-      <w:r>
-        <w:rPr>
-          <w:rFonts w:hint="cs"/>
-          <w:rtl/>
-        </w:rPr>
-        <w:t>وَالثَّلاَثُ</w:t>
-      </w:r>
-      <w:r>
-        <w:rPr>
-          <w:rtl/>
-        </w:rPr>
-        <w:t xml:space="preserve"> </w:t>
-      </w:r>
-      <w:r>
-        <w:rPr>
-          <w:rFonts w:hint="cs"/>
-          <w:rtl/>
-        </w:rPr>
-        <w:t>مِئَةِ</w:t>
-      </w:r>
-      <w:r>
-        <w:rPr>
-          <w:rtl/>
-        </w:rPr>
-        <w:t xml:space="preserve"> </w:t>
-      </w:r>
-      <w:r>
-        <w:rPr>
-          <w:rFonts w:hint="cs"/>
-          <w:rtl/>
-        </w:rPr>
-        <w:t>الرَّجُلِ</w:t>
-      </w:r>
-      <w:r>
-        <w:rPr>
-          <w:rtl/>
-        </w:rPr>
-        <w:t xml:space="preserve"> </w:t>
-      </w:r>
-      <w:r>
-        <w:rPr>
-          <w:rFonts w:hint="cs"/>
-          <w:rtl/>
-        </w:rPr>
-        <w:t>الَّذِينَ</w:t>
-      </w:r>
-      <w:r>
-        <w:rPr>
-          <w:rtl/>
-        </w:rPr>
-        <w:t xml:space="preserve"> </w:t>
-      </w:r>
-      <w:r>
-        <w:rPr>
-          <w:rFonts w:hint="cs"/>
-          <w:rtl/>
-        </w:rPr>
-        <w:t>مَعَهُ</w:t>
-      </w:r>
-      <w:r>
-        <w:rPr>
-          <w:rtl/>
-        </w:rPr>
-        <w:t xml:space="preserve"> </w:t>
-      </w:r>
-      <w:r>
-        <w:rPr>
-          <w:rFonts w:hint="cs"/>
-          <w:rtl/>
-        </w:rPr>
-        <w:t>مُعْيِينَ</w:t>
-      </w:r>
-      <w:r>
-        <w:rPr>
-          <w:rtl/>
-        </w:rPr>
-        <w:t xml:space="preserve"> </w:t>
-      </w:r>
-      <w:r>
-        <w:rPr>
-          <w:rFonts w:hint="cs"/>
-          <w:rtl/>
-        </w:rPr>
-        <w:t>وَمُطَارِدِينَ</w:t>
-      </w:r>
-      <w:r>
-        <w:rPr>
-          <w:rtl/>
-        </w:rPr>
-        <w:t>.</w:t>
-      </w:r>
-      <w:r>
-        <w:rPr>
-          <w:rFonts w:hint="cs"/>
-          <w:rtl/>
-        </w:rPr>
-        <w:t>"</w:t>
+          <w:lang w:bidi="ar-SA"/>
+        </w:rPr>
+        <w:t>2. كورنثوس 4: 4</w:t>
       </w:r>
     </w:p>
     <w:p>
       <w:pPr>
-        <w:bidi w:val="0"/>
+        <w:bidi/>
+        <w:jc w:val="both"/>
+        <w:rPr>
+          <w:rtl/>
+          <w:lang w:bidi="ar-SA"/>
+        </w:rPr>
       </w:pPr>
       <w:r>
+        <w:rPr>
+          <w:lang w:bidi="ar-SA"/>
+        </w:rPr>
         <w:t>John Nelson Darby</w:t>
       </w:r>
     </w:p>
     <w:p>
       <w:pPr>
+        <w:bidi/>
+        <w:jc w:val="both"/>
         <w:rPr>
           <w:rtl/>
           <w:lang w:bidi="ar-SA"/>
@@ -236,86 +90,68 @@
           <w:rtl/>
           <w:lang w:bidi="ar-SA"/>
         </w:rPr>
-        <w:t>هي فقط كلمتان لكن كم هي هادفة في وصفها طريق المسيحي. إنه ليس مكتوب: "</w:t>
-      </w:r>
-      <w:r>
-        <w:rPr>
-          <w:rtl/>
+        <w:t>"</w:t>
+      </w:r>
+      <w:r>
+        <w:rPr>
+          <w:rFonts w:ascii="Arial" w:hAnsi="Arial" w:cs="Arial" w:hint="cs"/>
+          <w:rtl/>
+          <w:lang w:bidi="ar-SA"/>
+        </w:rPr>
+        <w:t>​</w:t>
+      </w:r>
+      <w:r>
+        <w:rPr>
+          <w:rFonts w:hint="cs"/>
+          <w:rtl/>
+          <w:lang w:bidi="ar-SA"/>
+        </w:rPr>
+        <w:t>الَّذِينَ</w:t>
+      </w:r>
+      <w:r>
+        <w:rPr>
+          <w:rtl/>
+          <w:lang w:bidi="ar-SA"/>
         </w:rPr>
         <w:t xml:space="preserve"> </w:t>
       </w:r>
       <w:r>
         <w:rPr>
-          <w:rtl/>
-          <w:lang w:bidi="ar-SA"/>
-        </w:rPr>
-        <w:t>مُعْيِينَ</w:t>
-      </w:r>
-      <w:r>
-        <w:rPr>
-          <w:rFonts w:hint="cs"/>
-          <w:rtl/>
-          <w:lang w:bidi="ar-SA"/>
-        </w:rPr>
-        <w:t xml:space="preserve"> ومتكئين" أو "</w:t>
-      </w:r>
-      <w:r>
-        <w:rPr>
-          <w:rtl/>
+          <w:rFonts w:hint="cs"/>
+          <w:rtl/>
+          <w:lang w:bidi="ar-SA"/>
+        </w:rPr>
+        <w:t>فِيهِمْ</w:t>
+      </w:r>
+      <w:r>
+        <w:rPr>
+          <w:rtl/>
+          <w:lang w:bidi="ar-SA"/>
         </w:rPr>
         <w:t xml:space="preserve"> </w:t>
       </w:r>
       <w:r>
         <w:rPr>
-          <w:rtl/>
-          <w:lang w:bidi="ar-SA"/>
-        </w:rPr>
-        <w:t>مُعْيِينَ</w:t>
-      </w:r>
-      <w:r>
-        <w:rPr>
-          <w:rFonts w:hint="cs"/>
-          <w:rtl/>
-          <w:lang w:bidi="ar-SA"/>
-        </w:rPr>
-        <w:t xml:space="preserve"> ومنتهين"، وإنما "</w:t>
-      </w:r>
-      <w:r>
-        <w:rPr>
-          <w:rtl/>
+          <w:rFonts w:hint="cs"/>
+          <w:rtl/>
+          <w:lang w:bidi="ar-SA"/>
+        </w:rPr>
+        <w:t>إِلهُ</w:t>
+      </w:r>
+      <w:r>
+        <w:rPr>
+          <w:rtl/>
+          <w:lang w:bidi="ar-SA"/>
         </w:rPr>
         <w:t xml:space="preserve"> </w:t>
       </w:r>
       <w:r>
         <w:rPr>
-          <w:rtl/>
-          <w:lang w:bidi="ar-SA"/>
-        </w:rPr>
-        <w:t>مُعْيِينَ وَمُطَارِدِينَ</w:t>
-      </w:r>
-      <w:r>
-        <w:rPr>
-          <w:rFonts w:hint="cs"/>
-          <w:rtl/>
-          <w:lang w:bidi="ar-SA"/>
-        </w:rPr>
-        <w:t>". إننا أمرنا مثل جدعون مع الذي "</w:t>
-      </w:r>
-      <w:r>
-        <w:rPr>
-          <w:rFonts w:ascii="Arial" w:hAnsi="Arial" w:cs="Arial" w:hint="cs"/>
-          <w:rtl/>
-          <w:lang w:bidi="ar-SA"/>
-        </w:rPr>
-        <w:t>​</w:t>
-      </w:r>
-      <w:r>
-        <w:rPr>
-          <w:rFonts w:hint="cs"/>
-          <w:rtl/>
-          <w:lang w:bidi="ar-SA"/>
-        </w:rPr>
-        <w:t>يُعْطِي</w:t>
+          <w:rFonts w:hint="cs"/>
+          <w:rtl/>
+          <w:lang w:bidi="ar-SA"/>
+        </w:rPr>
+        <w:t>هذَا</w:t>
       </w:r>
       <w:r>
         <w:rPr>
@@ -330,7 +166,7 @@
           <w:rtl/>
           <w:lang w:bidi="ar-SA"/>
         </w:rPr>
-        <w:t>الْمُعْيِيَ</w:t>
+        <w:t>الدَّهْرِ</w:t>
       </w:r>
       <w:r>
         <w:rPr>
@@ -345,7 +181,7 @@
           <w:rtl/>
           <w:lang w:bidi="ar-SA"/>
         </w:rPr>
-        <w:t>قُدْرَةً،</w:t>
+        <w:t>قَدْ</w:t>
       </w:r>
       <w:r>
         <w:rPr>
@@ -360,7 +196,7 @@
           <w:rtl/>
           <w:lang w:bidi="ar-SA"/>
         </w:rPr>
-        <w:t>وَلِعَدِيمِ</w:t>
+        <w:t>أَعْمَى</w:t>
       </w:r>
       <w:r>
         <w:rPr>
@@ -375,7 +211,7 @@
           <w:rtl/>
           <w:lang w:bidi="ar-SA"/>
         </w:rPr>
-        <w:t>الْقُوَّةِ</w:t>
+        <w:t>أَذْهَانَ</w:t>
       </w:r>
       <w:r>
         <w:rPr>
@@ -390,7 +226,7 @@
           <w:rtl/>
           <w:lang w:bidi="ar-SA"/>
         </w:rPr>
-        <w:t>يُكَثِّرُ</w:t>
+        <w:t>غَيْرِ</w:t>
       </w:r>
       <w:r>
         <w:rPr>
@@ -405,26 +241,21 @@
           <w:rtl/>
           <w:lang w:bidi="ar-SA"/>
         </w:rPr>
-        <w:t>شِدَّةً</w:t>
-      </w:r>
-      <w:r>
-        <w:rPr>
-          <w:rtl/>
-          <w:lang w:bidi="ar-SA"/>
-        </w:rPr>
-        <w:t>.</w:t>
-      </w:r>
-      <w:r>
-        <w:rPr>
-          <w:rFonts w:hint="cs"/>
-          <w:rtl/>
-          <w:lang w:bidi="ar-SA"/>
-        </w:rPr>
-        <w:t>" (أشعياء 40: 29).</w:t>
+        <w:t>الْمُؤْمِنِينَ،</w:t>
+      </w:r>
+      <w:r>
+        <w:rPr>
+          <w:rFonts w:hint="cs"/>
+          <w:rtl/>
+          <w:lang w:bidi="ar-SA"/>
+        </w:rPr>
+        <w:t>"</w:t>
       </w:r>
     </w:p>
     <w:p>
       <w:pPr>
+        <w:bidi/>
+        <w:jc w:val="both"/>
         <w:rPr>
           <w:rtl/>
           <w:lang w:bidi="ar-SA"/>
@@ -436,26 +267,21 @@
           <w:rtl/>
           <w:lang w:bidi="ar-SA"/>
         </w:rPr>
-        <w:t>إنه مبارَك إن تعلمنا بأن نحسب في ضعفنا وإعيائنا حساب ملء النعمة والقوة التي صارت لحسابنا في المسيح يسوع. ويأتينا النداء: "</w:t>
-      </w:r>
-      <w:r>
-        <w:rPr>
-          <w:rtl/>
-          <w:lang w:bidi="ar-SA"/>
-        </w:rPr>
-        <w:t xml:space="preserve"> أَخِيرًا يَا إِخْوَتِي تَقَوُّوْا فِي الرَّبِّ وَفِي شِدَّةِ قُوَّتِهِ.</w:t>
-      </w:r>
-      <w:r>
-        <w:rPr>
-          <w:rFonts w:hint="cs"/>
-          <w:rtl/>
-          <w:lang w:bidi="ar-SA"/>
-        </w:rPr>
-        <w:t>" (أفسس 6: 10).</w:t>
+        <w:t>إنه شيء مميز في الإنسان بأنه لا يشعر نفسه حرًا من نحو الله، ولكنه يشعر بحرية مع الشيطان. هو عنده خوف من الله، لكنه لا يخاف الشيطان. طبعًا هو لا يودّ بأن يكون في الجحيم مع الشيطان فهذه بالنسبة له فكرة سيئة؛ لكنه لا يرى أي شيء سيء في أن يسير معه يوميًا</w:t>
+      </w:r>
+      <w:r>
+        <w:rPr>
+          <w:rFonts w:hint="cs"/>
+          <w:rtl/>
+          <w:lang w:bidi="ar-SA"/>
+        </w:rPr>
+        <w:t>.</w:t>
       </w:r>
     </w:p>
     <w:p>
       <w:pPr>
+        <w:bidi/>
+        <w:jc w:val="both"/>
         <w:rPr>
           <w:rtl/>
           <w:lang w:bidi="ar-SA"/>
@@ -467,44 +293,23 @@
           <w:rtl/>
           <w:lang w:bidi="ar-SA"/>
         </w:rPr>
-        <w:t xml:space="preserve">ولمَن مُعدّ هذا الأمر؟ لمَن خارت قواه الذي رفع يديه عن المسير، عندما لا </w:t>
-      </w:r>
-      <w:r>
-        <w:rPr>
-          <w:rFonts w:hint="cs"/>
-          <w:rtl/>
-          <w:lang w:bidi="ar-SA"/>
-        </w:rPr>
-        <w:t>يتجدد باستمرار</w:t>
-      </w:r>
-      <w:r>
-        <w:rPr>
-          <w:rFonts w:hint="cs"/>
-          <w:rtl/>
-          <w:lang w:bidi="ar-SA"/>
-        </w:rPr>
-        <w:t xml:space="preserve"> </w:t>
-      </w:r>
-      <w:r>
-        <w:rPr>
-          <w:rFonts w:hint="cs"/>
-          <w:rtl/>
-          <w:lang w:bidi="ar-SA"/>
-        </w:rPr>
-        <w:t>ب</w:t>
-      </w:r>
-      <w:r>
-        <w:rPr>
-          <w:rFonts w:hint="cs"/>
-          <w:rtl/>
-          <w:lang w:bidi="ar-SA"/>
-        </w:rPr>
-        <w:t>قوة جديدة من فوق.</w:t>
+        <w:t xml:space="preserve">هو يشعر نفسه حرًا مع الشيطان وهو يسير معه دون أي إرغام على ذلك على الأرض؛ لكن بأن يسير مع الله فهو أمر فظيع بالنسبة له. هل تشعر بحرية مع الله؟ أنا أعرف بأن يومًا ما تودّ بأن تكون مع الله في السماء، لكن هل أنت مشتاق الآن بأن تكون قريبًا منه؟ هذا هو السؤال. هل تشعر بأنك في بيتك مع الله؟ هل أنت مرتاح من الفكرة بأنه يقبلك كما أنت؟ </w:t>
+      </w:r>
+      <w:r>
+        <w:rPr>
+          <w:rFonts w:hint="cs"/>
+          <w:rtl/>
+          <w:lang w:bidi="ar-SA"/>
+        </w:rPr>
+        <w:t>هل تضع ثقتك في الله بأن يقبلك كما أنت؟ أم أنك متحيّر من الفكرة بأن الله سيقبلك كما أنت؟ ما هو الفظيع في أن تفكّر بالله؟ لماذا لا تريد أن تضع ثقتك في الله في الحالة التي أنت موجود فيها؟</w:t>
       </w:r>
     </w:p>
     <w:p>
       <w:pPr>
-        <w:rPr>
+        <w:bidi/>
+        <w:jc w:val="both"/>
+        <w:rPr>
+          <w:rFonts w:hint="cs"/>
           <w:rtl/>
           <w:lang w:bidi="ar-SA"/>
         </w:rPr>
@@ -515,45 +320,53 @@
           <w:rtl/>
           <w:lang w:bidi="ar-SA"/>
         </w:rPr>
-        <w:t>متى ما تم الانتصار يبدأ الجهاد من جديد. هل نحن معرضين بأن نُعيى في الروح؟ دعونا بالرغم من ذلك نستمر بالمسير، لأن الله يعطينا قوة بفيض. صحيح أننا لا نحب اختبارت الإيمان هذه. إنه مؤلم بلا شك بأن نشعر يوميًا بضعفنا. إننا كنا نفضل لو انتهت الحرب سريعًا. لكن دعونا نضع في بالنا بأن وقت جهادنا هو الآن. إن كل واحد منا مدعو "</w:t>
-      </w:r>
-      <w:r>
-        <w:rPr>
-          <w:rtl/>
-        </w:rPr>
-        <w:t xml:space="preserve"> </w:t>
-      </w:r>
-      <w:r>
-        <w:rPr>
-          <w:rtl/>
-          <w:lang w:bidi="ar-SA"/>
-        </w:rPr>
-        <w:t>كَجُنْدِيٍّ صَالِحٍ لِيَسُوعَ الْمَسِيحِ</w:t>
-      </w:r>
-      <w:r>
-        <w:rPr>
-          <w:rFonts w:hint="cs"/>
-          <w:rtl/>
-          <w:lang w:bidi="ar-SA"/>
-        </w:rPr>
-        <w:t>" للجهاد، وذلك في المصاعب والضيقات التي تحيط بنا يوميًا.</w:t>
-      </w:r>
-    </w:p>
-    <w:p>
-      <w:pPr>
-        <w:rPr>
-          <w:rFonts w:hint="cs"/>
-          <w:rtl/>
-          <w:lang w:bidi="ar-SA"/>
-        </w:rPr>
-      </w:pPr>
-      <w:r>
-        <w:rPr>
-          <w:rFonts w:hint="cs"/>
-          <w:rtl/>
-          <w:lang w:bidi="ar-SA"/>
-        </w:rPr>
-        <w:t>اليوم يكفي شره وكان ما يكفي من نعمة. غدًا سيكون ما يكفينا من الشر، ولكن أيضًا ما يكفي من النعمة. كل ما نحتاجه هو أن نحيا لله ومن الله. هو أمين.</w:t>
+        <w:t xml:space="preserve">أنت لا تخاف بأن تضع ثقتك في الشيطان. الشيطان هو "إله هذا الدهر (العالم)" (2. كورنثوس 4: 4)، لهذا لا يخاف الناس منه. أليس هذا شيء ملفت للنظر؟ في عالم الشيطان يتحرك الناس بحرية ومن دون قيود، لكن مع الله فهم ليسوا غير مُجبرين. </w:t>
+      </w:r>
+      <w:r>
+        <w:rPr>
+          <w:rFonts w:hint="cs"/>
+          <w:rtl/>
+          <w:lang w:bidi="ar-SA"/>
+        </w:rPr>
+        <w:t>هم بإرادتهم يذهبون إلى أماكن التجربة التي من المؤكد ليس فيها المسيح؛ لكنهم في حيرة في المكان الذي يمجّد المسيح الله. هو يبحثون عن ملذاتهم في المكان الذي لن يكن للمسيح أية لذّة فيه؛ وهم لا يرهبون من الشيطان مع أنهم يعرفون بأنه هناك. هم يخافون من النور لكنهم لا يرهبون من الظلمة. الظلمة هو عنصر حياتهم</w:t>
+      </w:r>
+      <w:r>
+        <w:rPr>
+          <w:rFonts w:hint="cs"/>
+          <w:rtl/>
+          <w:lang w:bidi="ar-SA"/>
+        </w:rPr>
+        <w:t>، والنور يجعلهم يرتعبون. يا له من أمر رهيب! "</w:t>
+      </w:r>
+      <w:r>
+        <w:rPr>
+          <w:rtl/>
+          <w:lang w:bidi="ar-SA"/>
+        </w:rPr>
+        <w:t>اللهَ نُورٌ وَلَيْسَ فِيهِ ظُلْمَةٌ الْبَتَّةَ.</w:t>
+      </w:r>
+      <w:r>
+        <w:rPr>
+          <w:rFonts w:hint="cs"/>
+          <w:rtl/>
+          <w:lang w:bidi="ar-SA"/>
+        </w:rPr>
+        <w:t>" (1. يوحنا 1: 5). إبليس هو رئيس "</w:t>
+      </w:r>
+      <w:r>
+        <w:rPr>
+          <w:rtl/>
+          <w:lang w:bidi="ar-SA"/>
+        </w:rPr>
+        <w:t>الْعَالَمِ عَلَى ظُلْمَةِ هذَا الدَّهْرِ</w:t>
+      </w:r>
+      <w:r>
+        <w:rPr>
+          <w:rFonts w:hint="cs"/>
+          <w:rtl/>
+          <w:lang w:bidi="ar-SA"/>
+        </w:rPr>
+        <w:t>" (أفسس 6: 12).</w:t>
       </w:r>
     </w:p>
     <w:sectPr>
@@ -579,9 +392,7 @@
     </w:rPrDefault>
     <w:pPrDefault>
       <w:pPr>
-        <w:bidi/>
         <w:spacing w:after="160" w:line="259" w:lineRule="auto"/>
-        <w:jc w:val="both"/>
       </w:pPr>
     </w:pPrDefault>
   </w:docDefaults>
@@ -967,7 +778,6 @@
     <w:name w:val="Normal"/>
     <w:qFormat/>
     <w:rPr>
-      <w:noProof/>
       <w:lang w:bidi="ar-EG"/>
     </w:rPr>
   </w:style>
@@ -1003,7 +813,7 @@
     <w:basedOn w:val="DefaultParagraphFont"/>
     <w:uiPriority w:val="99"/>
     <w:unhideWhenUsed/>
-    <w:rsid w:val="00EC395B"/>
+    <w:rsid w:val="00AF5AE7"/>
     <w:rPr>
       <w:color w:val="0563C1" w:themeColor="hyperlink"/>
       <w:u w:val="single"/>
@@ -1015,7 +825,7 @@
     <w:uiPriority w:val="99"/>
     <w:semiHidden/>
     <w:unhideWhenUsed/>
-    <w:rsid w:val="00EC395B"/>
+    <w:rsid w:val="00AF5AE7"/>
     <w:rPr>
       <w:color w:val="605E5C"/>
       <w:shd w:val="clear" w:color="auto" w:fill="E1DFDD"/>

--- a/docs/downloads/john-nelson-darby/تم/doc_0370.docx
+++ b/docs/downloads/john-nelson-darby/تم/doc_0370.docx
@@ -4,11 +4,10 @@
   <w:body>
     <w:p>
       <w:pPr>
-        <w:bidi/>
         <w:jc w:val="both"/>
         <w:rPr>
           <w:rtl/>
-          <w:lang w:bidi="ar-SA"/>
+          <w:lang w:bidi="ar-AE"/>
         </w:rPr>
       </w:pPr>
       <w:hyperlink r:id="rId4" w:history="1">
@@ -17,362 +16,831 @@
             <w:rStyle w:val="Hyperlink"/>
             <w:rFonts w:hint="cs"/>
             <w:rtl/>
-            <w:lang w:bidi="ar-SA"/>
+            <w:lang w:bidi="ar-AE"/>
           </w:rPr>
-          <w:t>في بيت</w:t>
-        </w:r>
-        <w:r>
-          <w:rPr>
-            <w:rStyle w:val="Hyperlink"/>
-            <w:rFonts w:hint="cs"/>
-            <w:rtl/>
-            <w:lang w:bidi="ar-SA"/>
-          </w:rPr>
-          <w:t>ك مع الله</w:t>
-        </w:r>
-        <w:r>
-          <w:rPr>
-            <w:rStyle w:val="Hyperlink"/>
-            <w:rFonts w:hint="cs"/>
-            <w:rtl/>
-            <w:lang w:bidi="ar-SA"/>
-          </w:rPr>
-          <w:t>؟</w:t>
+          <w:t>مستعد لمجيء الرب</w:t>
         </w:r>
       </w:hyperlink>
     </w:p>
     <w:p>
       <w:pPr>
-        <w:bidi/>
         <w:jc w:val="both"/>
         <w:rPr>
           <w:rtl/>
-          <w:lang w:bidi="ar-SA"/>
+          <w:lang w:bidi="ar-AE"/>
         </w:rPr>
       </w:pPr>
       <w:r>
         <w:rPr>
           <w:rFonts w:hint="cs"/>
           <w:rtl/>
-          <w:lang w:bidi="ar-SA"/>
-        </w:rPr>
-        <w:t>2. كورنثوس 4: 4</w:t>
+          <w:lang w:bidi="ar-AE"/>
+        </w:rPr>
+        <w:t>لوقا 12: 36</w:t>
       </w:r>
     </w:p>
     <w:p>
       <w:pPr>
-        <w:bidi/>
         <w:jc w:val="both"/>
         <w:rPr>
           <w:rtl/>
-          <w:lang w:bidi="ar-SA"/>
+          <w:lang w:bidi="ar-AE"/>
         </w:rPr>
       </w:pPr>
       <w:r>
         <w:rPr>
-          <w:lang w:bidi="ar-SA"/>
+          <w:lang w:bidi="ar-AE"/>
         </w:rPr>
         <w:t>John Nelson Darby</w:t>
       </w:r>
     </w:p>
     <w:p>
       <w:pPr>
-        <w:bidi/>
         <w:jc w:val="both"/>
         <w:rPr>
           <w:rtl/>
-          <w:lang w:bidi="ar-SA"/>
+          <w:lang w:bidi="ar-AE"/>
         </w:rPr>
       </w:pPr>
       <w:r>
         <w:rPr>
           <w:rFonts w:hint="cs"/>
           <w:rtl/>
-          <w:lang w:bidi="ar-SA"/>
+          <w:lang w:bidi="ar-AE"/>
         </w:rPr>
         <w:t>"</w:t>
       </w:r>
       <w:r>
         <w:rPr>
-          <w:rFonts w:ascii="Arial" w:hAnsi="Arial" w:cs="Arial" w:hint="cs"/>
-          <w:rtl/>
-          <w:lang w:bidi="ar-SA"/>
-        </w:rPr>
-        <w:t>​</w:t>
-      </w:r>
-      <w:r>
-        <w:rPr>
-          <w:rFonts w:hint="cs"/>
-          <w:rtl/>
-          <w:lang w:bidi="ar-SA"/>
-        </w:rPr>
-        <w:t>الَّذِينَ</w:t>
-      </w:r>
-      <w:r>
-        <w:rPr>
-          <w:rtl/>
-          <w:lang w:bidi="ar-SA"/>
-        </w:rPr>
-        <w:t xml:space="preserve"> </w:t>
-      </w:r>
-      <w:r>
-        <w:rPr>
-          <w:rFonts w:hint="cs"/>
-          <w:rtl/>
-          <w:lang w:bidi="ar-SA"/>
-        </w:rPr>
-        <w:t>فِيهِمْ</w:t>
-      </w:r>
-      <w:r>
-        <w:rPr>
-          <w:rtl/>
-          <w:lang w:bidi="ar-SA"/>
-        </w:rPr>
-        <w:t xml:space="preserve"> </w:t>
-      </w:r>
-      <w:r>
-        <w:rPr>
-          <w:rFonts w:hint="cs"/>
-          <w:rtl/>
-          <w:lang w:bidi="ar-SA"/>
-        </w:rPr>
-        <w:t>إِلهُ</w:t>
-      </w:r>
-      <w:r>
-        <w:rPr>
-          <w:rtl/>
-          <w:lang w:bidi="ar-SA"/>
-        </w:rPr>
-        <w:t xml:space="preserve"> </w:t>
-      </w:r>
-      <w:r>
-        <w:rPr>
-          <w:rFonts w:hint="cs"/>
-          <w:rtl/>
-          <w:lang w:bidi="ar-SA"/>
-        </w:rPr>
-        <w:t>هذَا</w:t>
-      </w:r>
-      <w:r>
-        <w:rPr>
-          <w:rtl/>
-          <w:lang w:bidi="ar-SA"/>
-        </w:rPr>
-        <w:t xml:space="preserve"> </w:t>
-      </w:r>
-      <w:r>
-        <w:rPr>
-          <w:rFonts w:hint="cs"/>
-          <w:rtl/>
-          <w:lang w:bidi="ar-SA"/>
-        </w:rPr>
-        <w:t>الدَّهْرِ</w:t>
-      </w:r>
-      <w:r>
-        <w:rPr>
-          <w:rtl/>
-          <w:lang w:bidi="ar-SA"/>
-        </w:rPr>
-        <w:t xml:space="preserve"> </w:t>
-      </w:r>
-      <w:r>
-        <w:rPr>
-          <w:rFonts w:hint="cs"/>
-          <w:rtl/>
-          <w:lang w:bidi="ar-SA"/>
-        </w:rPr>
-        <w:t>قَدْ</w:t>
-      </w:r>
-      <w:r>
-        <w:rPr>
-          <w:rtl/>
-          <w:lang w:bidi="ar-SA"/>
-        </w:rPr>
-        <w:t xml:space="preserve"> </w:t>
-      </w:r>
-      <w:r>
-        <w:rPr>
-          <w:rFonts w:hint="cs"/>
-          <w:rtl/>
-          <w:lang w:bidi="ar-SA"/>
-        </w:rPr>
-        <w:t>أَعْمَى</w:t>
-      </w:r>
-      <w:r>
-        <w:rPr>
-          <w:rtl/>
-          <w:lang w:bidi="ar-SA"/>
-        </w:rPr>
-        <w:t xml:space="preserve"> </w:t>
-      </w:r>
-      <w:r>
-        <w:rPr>
-          <w:rFonts w:hint="cs"/>
-          <w:rtl/>
-          <w:lang w:bidi="ar-SA"/>
-        </w:rPr>
-        <w:t>أَذْهَانَ</w:t>
-      </w:r>
-      <w:r>
-        <w:rPr>
-          <w:rtl/>
-          <w:lang w:bidi="ar-SA"/>
-        </w:rPr>
-        <w:t xml:space="preserve"> </w:t>
-      </w:r>
-      <w:r>
-        <w:rPr>
-          <w:rFonts w:hint="cs"/>
-          <w:rtl/>
-          <w:lang w:bidi="ar-SA"/>
-        </w:rPr>
-        <w:t>غَيْرِ</w:t>
-      </w:r>
-      <w:r>
-        <w:rPr>
-          <w:rtl/>
-          <w:lang w:bidi="ar-SA"/>
-        </w:rPr>
-        <w:t xml:space="preserve"> </w:t>
-      </w:r>
-      <w:r>
-        <w:rPr>
-          <w:rFonts w:hint="cs"/>
-          <w:rtl/>
-          <w:lang w:bidi="ar-SA"/>
-        </w:rPr>
-        <w:t>الْمُؤْمِنِينَ،</w:t>
-      </w:r>
-      <w:r>
-        <w:rPr>
-          <w:rFonts w:hint="cs"/>
-          <w:rtl/>
-          <w:lang w:bidi="ar-SA"/>
-        </w:rPr>
-        <w:t>"</w:t>
+          <w:rtl/>
+          <w:lang w:bidi="ar-AE"/>
+        </w:rPr>
+        <w:t xml:space="preserve"> وَأَنْتُمْ مِثْلُ أُنَاسٍ يَنْتَظِرُونَ سَيِّدَهُمْ</w:t>
+      </w:r>
+      <w:r>
+        <w:rPr>
+          <w:rFonts w:hint="cs"/>
+          <w:rtl/>
+          <w:lang w:bidi="ar-AE"/>
+        </w:rPr>
+        <w:t>" (لوقا 12: 36)</w:t>
       </w:r>
     </w:p>
     <w:p>
       <w:pPr>
-        <w:bidi/>
         <w:jc w:val="both"/>
         <w:rPr>
           <w:rtl/>
-          <w:lang w:bidi="ar-SA"/>
+          <w:lang w:bidi="ar-AE"/>
         </w:rPr>
       </w:pPr>
       <w:r>
         <w:rPr>
           <w:rFonts w:hint="cs"/>
           <w:rtl/>
-          <w:lang w:bidi="ar-SA"/>
-        </w:rPr>
-        <w:t>إنه شيء مميز في الإنسان بأنه لا يشعر نفسه حرًا من نحو الله، ولكنه يشعر بحرية مع الشيطان. هو عنده خوف من الله، لكنه لا يخاف الشيطان. طبعًا هو لا يودّ بأن يكون في الجحيم مع الشيطان فهذه بالنسبة له فكرة سيئة؛ لكنه لا يرى أي شيء سيء في أن يسير معه يوميًا</w:t>
-      </w:r>
-      <w:r>
-        <w:rPr>
-          <w:rFonts w:hint="cs"/>
-          <w:rtl/>
-          <w:lang w:bidi="ar-SA"/>
-        </w:rPr>
-        <w:t>.</w:t>
+          <w:lang w:bidi="ar-AE"/>
+        </w:rPr>
+        <w:t>إن الذي يجب أن يميز المؤمنين ليس مجرد تمسكهم بالتعليم عن مجيء الرب، وإنما انتظارهم اليومي له. على نفوسهم أن تكون في حالة تأهب مستمر، تأهب ليروه ويكونوا معه ومثله. وذلك ليس لأن العالم الذي يعاديهم مُقبِل على دينونته. نحن حصلنا على نعمة وننتظر الذي خلّصنا لكيما نعرف عندها تمامًا ما هو لنا في شخصه الثمين. الدينونة ليست هي موضوع رجائنا وفرحنا كما هو موضوع المؤمنين الذين سيكونون في زمن الضيقة العظيمة على الأرض؛ لأن "</w:t>
+      </w:r>
+      <w:r>
+        <w:rPr>
+          <w:rtl/>
+          <w:lang w:bidi="ar-AE"/>
+        </w:rPr>
+        <w:t>وَيَكُونُ كُلُّ مُرُورِ عَصَا الْقَضَاءِ الَّتِي يُنْزِلُهَا الرَّبُّ عَلَيْهِ بِالدُّفُوفِ وَالْعِيدَانِ.</w:t>
+      </w:r>
+      <w:r>
+        <w:rPr>
+          <w:rFonts w:hint="cs"/>
+          <w:rtl/>
+          <w:lang w:bidi="ar-AE"/>
+        </w:rPr>
+        <w:t>" (أشعياء 30 :32). إن نصيبنا هو بالحري أن ننتظره ببساطة قلب.</w:t>
       </w:r>
     </w:p>
     <w:p>
       <w:pPr>
-        <w:bidi/>
         <w:jc w:val="both"/>
         <w:rPr>
+          <w:rFonts w:hint="cs"/>
+          <w:rtl/>
+          <w:lang w:bidi="ar-AE"/>
+        </w:rPr>
+      </w:pPr>
+      <w:r>
+        <w:rPr>
+          <w:rFonts w:hint="cs"/>
+          <w:rtl/>
+          <w:lang w:bidi="ar-AE"/>
+        </w:rPr>
+        <w:t>إن كل سلوك وطابع المؤمن متعلق</w:t>
+      </w:r>
+      <w:r>
+        <w:rPr>
+          <w:rFonts w:hint="cs"/>
           <w:rtl/>
           <w:lang w:bidi="ar-SA"/>
         </w:rPr>
-      </w:pPr>
-      <w:r>
-        <w:rPr>
-          <w:rFonts w:hint="cs"/>
-          <w:rtl/>
-          <w:lang w:bidi="ar-SA"/>
-        </w:rPr>
-        <w:t xml:space="preserve">هو يشعر نفسه حرًا مع الشيطان وهو يسير معه دون أي إرغام على ذلك على الأرض؛ لكن بأن يسير مع الله فهو أمر فظيع بالنسبة له. هل تشعر بحرية مع الله؟ أنا أعرف بأن يومًا ما تودّ بأن تكون مع الله في السماء، لكن هل أنت مشتاق الآن بأن تكون قريبًا منه؟ هذا هو السؤال. هل تشعر بأنك في بيتك مع الله؟ هل أنت مرتاح من الفكرة بأنه يقبلك كما أنت؟ </w:t>
-      </w:r>
-      <w:r>
-        <w:rPr>
-          <w:rFonts w:hint="cs"/>
-          <w:rtl/>
-          <w:lang w:bidi="ar-SA"/>
-        </w:rPr>
-        <w:t>هل تضع ثقتك في الله بأن يقبلك كما أنت؟ أم أنك متحيّر من الفكرة بأن الله سيقبلك كما أنت؟ ما هو الفظيع في أن تفكّر بالله؟ لماذا لا تريد أن تضع ثقتك في الله في الحالة التي أنت موجود فيها؟</w:t>
+        <w:t xml:space="preserve"> في</w:t>
+      </w:r>
+      <w:r>
+        <w:rPr>
+          <w:rFonts w:hint="cs"/>
+          <w:rtl/>
+          <w:lang w:bidi="ar-AE"/>
+        </w:rPr>
+        <w:t xml:space="preserve"> إن كان ينتظر الرب. كل شخص يجب أن يميز فينا بأننا ليس لنا ما نفعله في هذا العالم إلا عبوره</w:t>
+      </w:r>
+      <w:r>
+        <w:rPr>
+          <w:rFonts w:hint="cs"/>
+          <w:rtl/>
+          <w:lang w:bidi="ar-AE"/>
+        </w:rPr>
+        <w:t>، بأننا لا نملك فيه أي شيء وبأننا رجعنا "</w:t>
+      </w:r>
+      <w:r>
+        <w:rPr>
+          <w:rtl/>
+          <w:lang w:bidi="ar-AE"/>
+        </w:rPr>
+        <w:t>مِنَ الأَوْثَانِ، لِتَعْبُدُوا اللهَ الْحَيَّ الْحَقِيقِيَّ،</w:t>
+      </w:r>
+      <w:r>
+        <w:rPr>
+          <w:rFonts w:hint="cs"/>
+          <w:rtl/>
+          <w:lang w:bidi="ar-AE"/>
+        </w:rPr>
+        <w:t xml:space="preserve"> </w:t>
+      </w:r>
+      <w:r>
+        <w:rPr>
+          <w:rtl/>
+          <w:lang w:bidi="ar-AE"/>
+        </w:rPr>
+        <w:t>وَتَنْتَظِرُوا ابْنَهُ مِنَ السَّمَاءِ،</w:t>
+      </w:r>
+      <w:r>
+        <w:rPr>
+          <w:rFonts w:hint="cs"/>
+          <w:rtl/>
+          <w:lang w:bidi="ar-AE"/>
+        </w:rPr>
+        <w:t>" (1. تسالونيكي 1: 9، 10). أهل تسالونيكي رجعوا</w:t>
+      </w:r>
+      <w:r>
+        <w:rPr>
+          <w:rFonts w:hint="cs"/>
+          <w:rtl/>
+          <w:lang w:bidi="ar-AE"/>
+        </w:rPr>
+        <w:t xml:space="preserve"> بالإيمان</w:t>
+      </w:r>
+      <w:r>
+        <w:rPr>
+          <w:rFonts w:hint="cs"/>
+          <w:rtl/>
+          <w:lang w:bidi="ar-AE"/>
+        </w:rPr>
+        <w:t xml:space="preserve"> لأجل هذا الرجاء؛ إذ كانوا ينتمون لعالم رفض ابن الله، ولذا كان لا بد لهم أن يعرضوا عن هذه الأوثان ليعبدوا "الله الحي الحقيقي وينتظروا ابنه من السماء".</w:t>
       </w:r>
     </w:p>
     <w:p>
       <w:pPr>
-        <w:bidi/>
         <w:jc w:val="both"/>
         <w:rPr>
-          <w:rFonts w:hint="cs"/>
-          <w:rtl/>
-          <w:lang w:bidi="ar-SA"/>
+          <w:rtl/>
+          <w:lang w:bidi="ar-AE"/>
         </w:rPr>
       </w:pPr>
       <w:r>
         <w:rPr>
           <w:rFonts w:hint="cs"/>
           <w:rtl/>
-          <w:lang w:bidi="ar-SA"/>
-        </w:rPr>
-        <w:t xml:space="preserve">أنت لا تخاف بأن تضع ثقتك في الشيطان. الشيطان هو "إله هذا الدهر (العالم)" (2. كورنثوس 4: 4)، لهذا لا يخاف الناس منه. أليس هذا شيء ملفت للنظر؟ في عالم الشيطان يتحرك الناس بحرية ومن دون قيود، لكن مع الله فهم ليسوا غير مُجبرين. </w:t>
-      </w:r>
-      <w:r>
-        <w:rPr>
-          <w:rFonts w:hint="cs"/>
-          <w:rtl/>
-          <w:lang w:bidi="ar-SA"/>
-        </w:rPr>
-        <w:t>هم بإرادتهم يذهبون إلى أماكن التجربة التي من المؤكد ليس فيها المسيح؛ لكنهم في حيرة في المكان الذي يمجّد المسيح الله. هو يبحثون عن ملذاتهم في المكان الذي لن يكن للمسيح أية لذّة فيه؛ وهم لا يرهبون من الشيطان مع أنهم يعرفون بأنه هناك. هم يخافون من النور لكنهم لا يرهبون من الظلمة. الظلمة هو عنصر حياتهم</w:t>
-      </w:r>
-      <w:r>
-        <w:rPr>
-          <w:rFonts w:hint="cs"/>
-          <w:rtl/>
-          <w:lang w:bidi="ar-SA"/>
-        </w:rPr>
-        <w:t>، والنور يجعلهم يرتعبون. يا له من أمر رهيب! "</w:t>
-      </w:r>
-      <w:r>
-        <w:rPr>
-          <w:rtl/>
-          <w:lang w:bidi="ar-SA"/>
-        </w:rPr>
-        <w:t>اللهَ نُورٌ وَلَيْسَ فِيهِ ظُلْمَةٌ الْبَتَّةَ.</w:t>
-      </w:r>
-      <w:r>
-        <w:rPr>
-          <w:rFonts w:hint="cs"/>
-          <w:rtl/>
-          <w:lang w:bidi="ar-SA"/>
-        </w:rPr>
-        <w:t>" (1. يوحنا 1: 5). إبليس هو رئيس "</w:t>
-      </w:r>
-      <w:r>
-        <w:rPr>
-          <w:rtl/>
-          <w:lang w:bidi="ar-SA"/>
-        </w:rPr>
-        <w:t>الْعَالَمِ عَلَى ظُلْمَةِ هذَا الدَّهْرِ</w:t>
-      </w:r>
-      <w:r>
-        <w:rPr>
-          <w:rFonts w:hint="cs"/>
-          <w:rtl/>
-          <w:lang w:bidi="ar-SA"/>
-        </w:rPr>
-        <w:t>" (أفسس 6: 12).</w:t>
+          <w:lang w:bidi="ar-AE"/>
+        </w:rPr>
+        <w:t xml:space="preserve">إن ما أريد بأن أضعه على قلوب جميع قرائي بإلحاح، هو بأن ينتظروا الرب بشكل شخصي، لا أن يعرفوا تعليم مجيئه، وإنما ينتظروه فعلاً في كل يوم. أينما كانت مشيئة الرب </w:t>
+      </w:r>
+      <w:r>
+        <w:rPr>
+          <w:rtl/>
+          <w:lang w:bidi="ar-AE"/>
+        </w:rPr>
+        <w:t>–</w:t>
+      </w:r>
+      <w:r>
+        <w:rPr>
+          <w:rFonts w:hint="cs"/>
+          <w:rtl/>
+          <w:lang w:bidi="ar-AE"/>
+        </w:rPr>
+        <w:t xml:space="preserve"> وبالتأكيد أتمنى بأن يجدني عاملاً مشيئته عند مجيئه. غير أن</w:t>
+      </w:r>
+      <w:r>
+        <w:rPr>
+          <w:rFonts w:hint="cs"/>
+          <w:rtl/>
+          <w:lang w:bidi="ar-AE"/>
+        </w:rPr>
+        <w:t xml:space="preserve"> هذا الأمر</w:t>
+      </w:r>
+      <w:r>
+        <w:rPr>
+          <w:rFonts w:hint="cs"/>
+          <w:rtl/>
+          <w:lang w:bidi="ar-AE"/>
+        </w:rPr>
+        <w:t xml:space="preserve"> ليس أهم مسألة؛ فبالحري</w:t>
+      </w:r>
+      <w:r>
+        <w:rPr>
+          <w:rFonts w:hint="cs"/>
+          <w:rtl/>
+          <w:lang w:bidi="ar-AE"/>
+        </w:rPr>
+        <w:t xml:space="preserve"> ه</w:t>
+      </w:r>
+      <w:r>
+        <w:rPr>
+          <w:rFonts w:hint="cs"/>
+          <w:rtl/>
+          <w:lang w:bidi="ar-AE"/>
+        </w:rPr>
+        <w:t>و</w:t>
+      </w:r>
+      <w:r>
+        <w:rPr>
+          <w:rFonts w:hint="cs"/>
+          <w:rtl/>
+          <w:lang w:bidi="ar-AE"/>
+        </w:rPr>
+        <w:t>: "هل أنتظره يوميًا؟</w:t>
+      </w:r>
+      <w:r>
+        <w:rPr>
+          <w:rFonts w:hint="cs"/>
+          <w:rtl/>
+          <w:lang w:bidi="ar-AE"/>
+        </w:rPr>
+        <w:t>"</w:t>
+      </w:r>
+    </w:p>
+    <w:p>
+      <w:pPr>
+        <w:jc w:val="both"/>
+        <w:rPr>
+          <w:rtl/>
+          <w:lang w:bidi="ar-AE"/>
+        </w:rPr>
+      </w:pPr>
+      <w:r>
+        <w:rPr>
+          <w:rFonts w:hint="cs"/>
+          <w:rtl/>
+          <w:lang w:bidi="ar-AE"/>
+        </w:rPr>
+        <w:t>في 1. تسالونيكي 2</w:t>
+      </w:r>
+      <w:r>
+        <w:rPr>
+          <w:rFonts w:hint="cs"/>
+          <w:rtl/>
+          <w:lang w:bidi="ar-AE"/>
+        </w:rPr>
+        <w:t>: 9</w:t>
+      </w:r>
+      <w:r>
+        <w:rPr>
+          <w:rFonts w:hint="cs"/>
+          <w:rtl/>
+          <w:lang w:bidi="ar-AE"/>
+        </w:rPr>
+        <w:t xml:space="preserve"> يرتبط رجاء مجيء المسيح بالخدمة: "</w:t>
+      </w:r>
+      <w:r>
+        <w:rPr>
+          <w:rtl/>
+          <w:lang w:bidi="ar-AE"/>
+        </w:rPr>
+        <w:t>لأَنْ مَنْ هُوَ رَجَاؤُنَا وَفَرَحُنَا وَإِكْلِيلُ افْتِخَارِنَا؟ أَمْ لَسْتُمْ أَنْتُمْ أَيْضًا أَمَامَ رَبِّنَا يَسُوعَ الْمَسِيحِ فِي مَجِيئِهِ؟</w:t>
+      </w:r>
+      <w:r>
+        <w:rPr>
+          <w:rFonts w:hint="cs"/>
+          <w:rtl/>
+          <w:lang w:bidi="ar-AE"/>
+        </w:rPr>
+        <w:t xml:space="preserve">" في تلك اللحظة سيحصل بولس على أجرة خدمته </w:t>
+      </w:r>
+      <w:r>
+        <w:rPr>
+          <w:rFonts w:hint="cs"/>
+          <w:rtl/>
+          <w:lang w:bidi="ar-AE"/>
+        </w:rPr>
+        <w:t>لأجل</w:t>
+      </w:r>
+      <w:r>
+        <w:rPr>
+          <w:rFonts w:hint="cs"/>
+          <w:rtl/>
+          <w:lang w:bidi="ar-AE"/>
+        </w:rPr>
+        <w:t xml:space="preserve"> القديسين.</w:t>
+      </w:r>
+    </w:p>
+    <w:p>
+      <w:pPr>
+        <w:jc w:val="both"/>
+        <w:rPr>
+          <w:rtl/>
+          <w:lang w:bidi="ar-AE"/>
+        </w:rPr>
+      </w:pPr>
+      <w:r>
+        <w:rPr>
+          <w:rFonts w:hint="cs"/>
+          <w:rtl/>
+          <w:lang w:bidi="ar-AE"/>
+        </w:rPr>
+        <w:t>من ثم في 1. تسالونيكي 3: 13 يرتبط الرجاء بسلوكنا</w:t>
+      </w:r>
+      <w:r>
+        <w:rPr>
+          <w:rFonts w:hint="cs"/>
+          <w:rtl/>
+          <w:lang w:bidi="ar-AE"/>
+        </w:rPr>
+        <w:t xml:space="preserve"> كدافع للقداسة: "ب</w:t>
+      </w:r>
+      <w:r>
+        <w:rPr>
+          <w:rtl/>
+          <w:lang w:bidi="ar-AE"/>
+        </w:rPr>
+        <w:t>لاَ لَوْمٍ فِي الْقَدَاسَةِ، أَمَامَ اللهِ أَبِينَا فِي مَجِيءِ رَبِّنَا يَسُوعَ الْمَسِيحِ مَعَ جَمِيعِ قِدِّيسِيهِ.</w:t>
+      </w:r>
+      <w:r>
+        <w:rPr>
+          <w:rFonts w:hint="cs"/>
+          <w:rtl/>
+          <w:lang w:bidi="ar-AE"/>
+        </w:rPr>
+        <w:t>"</w:t>
+      </w:r>
+    </w:p>
+    <w:p>
+      <w:pPr>
+        <w:jc w:val="both"/>
+        <w:rPr>
+          <w:rtl/>
+          <w:lang w:bidi="ar-AE"/>
+        </w:rPr>
+      </w:pPr>
+      <w:r>
+        <w:rPr>
+          <w:rFonts w:hint="cs"/>
+          <w:rtl/>
+          <w:lang w:bidi="ar-AE"/>
+        </w:rPr>
+        <w:t xml:space="preserve">في 1. تسالونيكي 4: 16 </w:t>
+      </w:r>
+      <w:r>
+        <w:rPr>
+          <w:rtl/>
+          <w:lang w:bidi="ar-AE"/>
+        </w:rPr>
+        <w:t>–</w:t>
+      </w:r>
+      <w:r>
+        <w:rPr>
+          <w:rFonts w:hint="cs"/>
+          <w:rtl/>
+          <w:lang w:bidi="ar-AE"/>
+        </w:rPr>
+        <w:t xml:space="preserve"> 18 أخيرًا يظهر تعليم الرجاء ويخبرنا بالصورة التي سيتم بها: "</w:t>
+      </w:r>
+      <w:r>
+        <w:rPr>
+          <w:rtl/>
+          <w:lang w:bidi="ar-AE"/>
+        </w:rPr>
+        <w:t>لأَنَّ الرَّبّ نَفْسَهُ بِهُتَافٍ، بِصَوْتِ رَئِيسِ مَلاَئِكَةٍ وَبُوقِ اللهِ، سَوْفَ يَنْزِلُ مِنَ السَّمَاءِ وَالأَمْوَاتُ فِي الْمَسِيحِ سَيَقُومُونَ أَوَّلاً.  17ثُمَّ نَحْنُ الأَحْيَاءَ الْبَاقِينَ سَنُخْطَفُ جَمِيعًا مَعَهُمْ فِي السُّحُبِ لِمُلاَقَاةِ الرَّبِّ فِي الْهَوَاءِ، وَهكَذَا نَكُونُ كُلَّ حِينٍ مَعَ الرَّبِّ.</w:t>
+      </w:r>
+      <w:r>
+        <w:rPr>
+          <w:rFonts w:hint="cs"/>
+          <w:rtl/>
+          <w:lang w:bidi="ar-AE"/>
+        </w:rPr>
+        <w:t>" من هذه الكلمات نحن نرى كم انتظار مجيء الرب كان حاضرًا في المؤمنين. بولس يقول: "</w:t>
+      </w:r>
+      <w:r>
+        <w:rPr>
+          <w:rtl/>
+        </w:rPr>
+        <w:t xml:space="preserve"> </w:t>
+      </w:r>
+      <w:r>
+        <w:rPr>
+          <w:rtl/>
+          <w:lang w:bidi="ar-AE"/>
+        </w:rPr>
+        <w:t>نَحْنُ الأَحْيَاءَ الْبَاقِينَ</w:t>
+      </w:r>
+      <w:r>
+        <w:rPr>
+          <w:rFonts w:hint="cs"/>
+          <w:rtl/>
+          <w:lang w:bidi="ar-AE"/>
+        </w:rPr>
+        <w:t xml:space="preserve">". لماذا "نحن"؟ </w:t>
+      </w:r>
+      <w:r>
+        <w:rPr>
+          <w:rFonts w:hint="cs"/>
+          <w:rtl/>
+          <w:lang w:bidi="ar-AE"/>
+        </w:rPr>
+        <w:t>لأنه كان ينتظر المجيء حينذاك. هذا كان طابعه آنذاك، طابع إنسان ينتظر سيده. وهل فقد هذا الطابع لأنه مات قبل مجيء الرب؟ كلا، البتة.</w:t>
+      </w:r>
+    </w:p>
+    <w:p>
+      <w:pPr>
+        <w:jc w:val="both"/>
+        <w:rPr>
+          <w:rtl/>
+          <w:lang w:bidi="ar-AE"/>
+        </w:rPr>
+      </w:pPr>
+      <w:r>
+        <w:rPr>
+          <w:rFonts w:hint="cs"/>
+          <w:rtl/>
+          <w:lang w:bidi="ar-AE"/>
+        </w:rPr>
+        <w:t xml:space="preserve">مع أن بطرس حصل على إعلان بأنه سيخلع خيمته، إلا أنه كان ينتظر يوميًا </w:t>
+      </w:r>
+      <w:r>
+        <w:rPr>
+          <w:rFonts w:hint="cs"/>
+          <w:rtl/>
+          <w:lang w:bidi="ar-AE"/>
+        </w:rPr>
+        <w:t>م</w:t>
+      </w:r>
+      <w:r>
+        <w:rPr>
+          <w:rFonts w:hint="cs"/>
+          <w:rtl/>
+          <w:lang w:bidi="ar-AE"/>
+        </w:rPr>
+        <w:t>جيء الرب. هذا كان طابعه آنذاك وسيكون كذلك متى ما جاء الرب؛ فهو لن يخسر أي شيء بموته. "</w:t>
+      </w:r>
+      <w:r>
+        <w:rPr>
+          <w:rtl/>
+        </w:rPr>
+        <w:t xml:space="preserve"> </w:t>
+      </w:r>
+      <w:r>
+        <w:rPr>
+          <w:rFonts w:ascii="Arial" w:hAnsi="Arial" w:cs="Arial" w:hint="cs"/>
+          <w:rtl/>
+          <w:lang w:bidi="ar-AE"/>
+        </w:rPr>
+        <w:t>​</w:t>
+      </w:r>
+      <w:r>
+        <w:rPr>
+          <w:rFonts w:hint="cs"/>
+          <w:rtl/>
+          <w:lang w:bidi="ar-AE"/>
+        </w:rPr>
+        <w:t>وَأَنْتُمْ</w:t>
+      </w:r>
+      <w:r>
+        <w:rPr>
+          <w:rtl/>
+          <w:lang w:bidi="ar-AE"/>
+        </w:rPr>
+        <w:t xml:space="preserve"> </w:t>
+      </w:r>
+      <w:r>
+        <w:rPr>
+          <w:rFonts w:hint="cs"/>
+          <w:rtl/>
+          <w:lang w:bidi="ar-AE"/>
+        </w:rPr>
+        <w:t>مِثْلُ</w:t>
+      </w:r>
+      <w:r>
+        <w:rPr>
+          <w:rtl/>
+          <w:lang w:bidi="ar-AE"/>
+        </w:rPr>
+        <w:t xml:space="preserve"> </w:t>
+      </w:r>
+      <w:r>
+        <w:rPr>
+          <w:rFonts w:hint="cs"/>
+          <w:rtl/>
+          <w:lang w:bidi="ar-AE"/>
+        </w:rPr>
+        <w:t>أُنَاسٍ</w:t>
+      </w:r>
+      <w:r>
+        <w:rPr>
+          <w:rtl/>
+          <w:lang w:bidi="ar-AE"/>
+        </w:rPr>
+        <w:t xml:space="preserve"> </w:t>
+      </w:r>
+      <w:r>
+        <w:rPr>
+          <w:rFonts w:hint="cs"/>
+          <w:rtl/>
+          <w:lang w:bidi="ar-AE"/>
+        </w:rPr>
+        <w:t>يَنْتَظِرُونَ</w:t>
+      </w:r>
+      <w:r>
+        <w:rPr>
+          <w:rtl/>
+          <w:lang w:bidi="ar-AE"/>
+        </w:rPr>
+        <w:t xml:space="preserve"> </w:t>
+      </w:r>
+      <w:r>
+        <w:rPr>
+          <w:rFonts w:hint="cs"/>
+          <w:rtl/>
+          <w:lang w:bidi="ar-AE"/>
+        </w:rPr>
+        <w:t>سَيِّدَهُمْ</w:t>
+      </w:r>
+      <w:r>
+        <w:rPr>
+          <w:rFonts w:hint="cs"/>
+          <w:rtl/>
+          <w:lang w:bidi="ar-AE"/>
+        </w:rPr>
+        <w:t>!"</w:t>
+      </w:r>
+    </w:p>
+    <w:p>
+      <w:pPr>
+        <w:jc w:val="both"/>
+        <w:rPr>
+          <w:rtl/>
+          <w:lang w:bidi="ar-AE"/>
+        </w:rPr>
+      </w:pPr>
+      <w:r>
+        <w:rPr>
+          <w:rFonts w:hint="cs"/>
+          <w:rtl/>
+          <w:lang w:bidi="ar-AE"/>
+        </w:rPr>
+        <w:t>الرسل والمؤمنون في ذلك الوقت انتظروا مثل العبيد الواقفين على باب البيت ليكونوا مستعدين</w:t>
+      </w:r>
+      <w:r>
+        <w:rPr>
+          <w:rFonts w:hint="cs"/>
+          <w:rtl/>
+          <w:lang w:bidi="ar-AE"/>
+        </w:rPr>
+        <w:t xml:space="preserve"> بأن يفتحوه للرب</w:t>
+      </w:r>
+      <w:r>
+        <w:rPr>
+          <w:rFonts w:hint="cs"/>
+          <w:rtl/>
+          <w:lang w:bidi="ar-AE"/>
+        </w:rPr>
+        <w:t xml:space="preserve"> متى ما دق </w:t>
+      </w:r>
+      <w:r>
+        <w:rPr>
+          <w:rFonts w:hint="cs"/>
+          <w:rtl/>
+          <w:lang w:bidi="ar-AE"/>
+        </w:rPr>
+        <w:t>عليه</w:t>
+      </w:r>
+      <w:r>
+        <w:rPr>
+          <w:rFonts w:hint="cs"/>
+          <w:rtl/>
+          <w:lang w:bidi="ar-AE"/>
+        </w:rPr>
+        <w:t>. طبعًا فهذه صورة لكن فيها يوجد قوة حاضرة للتعبير عن الانتظار. ما سبب دخول الارتداد والفساد بهذه السرعة إلى داخل الكنيسة؟ لأنها ابتدأت أن تقول: "</w:t>
+      </w:r>
+      <w:r>
+        <w:rPr>
+          <w:rtl/>
+        </w:rPr>
+        <w:t xml:space="preserve"> </w:t>
+      </w:r>
+      <w:r>
+        <w:rPr>
+          <w:rtl/>
+          <w:lang w:bidi="ar-AE"/>
+        </w:rPr>
+        <w:t>سَيِّدِي يُبْطِئُ قُدُومَهُ.</w:t>
+      </w:r>
+      <w:r>
+        <w:rPr>
+          <w:rFonts w:hint="cs"/>
+          <w:rtl/>
+          <w:lang w:bidi="ar-AE"/>
+        </w:rPr>
+        <w:t>"؛ لكن: "</w:t>
+      </w:r>
+      <w:r>
+        <w:rPr>
+          <w:rtl/>
+          <w:lang w:bidi="ar-AE"/>
+        </w:rPr>
+        <w:t>طُوبَى لِذلِكَ الْعَبْدِ الَّذِي إِذَا جَاءَ سَيِّدُهُ يَجِدُهُ</w:t>
+      </w:r>
+      <w:r>
+        <w:rPr>
+          <w:rFonts w:hint="cs"/>
+          <w:rtl/>
+          <w:lang w:bidi="ar-AE"/>
+        </w:rPr>
+        <w:t xml:space="preserve"> سهران (واعيًا)!"</w:t>
+      </w:r>
+    </w:p>
+    <w:p>
+      <w:pPr>
+        <w:jc w:val="both"/>
+        <w:rPr>
+          <w:rtl/>
+          <w:lang w:bidi="ar-AE"/>
+        </w:rPr>
+      </w:pPr>
+      <w:r>
+        <w:rPr>
+          <w:rFonts w:hint="cs"/>
+          <w:rtl/>
+          <w:lang w:bidi="ar-AE"/>
+        </w:rPr>
+        <w:t>"</w:t>
+      </w:r>
+      <w:r>
+        <w:rPr>
+          <w:rtl/>
+        </w:rPr>
+        <w:t xml:space="preserve"> </w:t>
+      </w:r>
+      <w:r>
+        <w:rPr>
+          <w:rtl/>
+          <w:lang w:bidi="ar-AE"/>
+        </w:rPr>
+        <w:t>«لِتَكُنْ أَحْقَاؤُكُمْ مُمَنْطَقَةً وَسُرُجُكُمْ مُوقَدَةً،</w:t>
+      </w:r>
+      <w:r>
+        <w:rPr>
+          <w:rFonts w:hint="cs"/>
+          <w:rtl/>
+          <w:lang w:bidi="ar-AE"/>
+        </w:rPr>
+        <w:t xml:space="preserve">" في ليل ذلك </w:t>
+      </w:r>
+      <w:r>
+        <w:rPr>
+          <w:rFonts w:hint="cs"/>
+          <w:rtl/>
+          <w:lang w:bidi="ar-AE"/>
+        </w:rPr>
+        <w:t xml:space="preserve">الزمن كان من الضروري </w:t>
+      </w:r>
+      <w:r>
+        <w:rPr>
+          <w:rFonts w:hint="cs"/>
+          <w:rtl/>
+          <w:lang w:bidi="ar-AE"/>
+        </w:rPr>
+        <w:t>أن يلبسوا</w:t>
+      </w:r>
+      <w:r>
+        <w:rPr>
+          <w:rFonts w:hint="cs"/>
+          <w:rtl/>
+          <w:lang w:bidi="ar-AE"/>
+        </w:rPr>
+        <w:t xml:space="preserve"> ثيابهم وأن يتنطقوا للخدمة. وهكذا علينا نحن أيضًا لا أن نُرخي ثيابنا لتسقط إلى الأرض، بمعنى أن لا نترك أفكارنا، مشاعرنا وأشواقنا تتحرك كما يحلو لها، وإنما بأن تكون بصورة دائمة مستعدة للخدمة بثياب مهندمة جيدًا</w:t>
+      </w:r>
+      <w:r>
+        <w:rPr>
+          <w:rFonts w:hint="cs"/>
+          <w:rtl/>
+          <w:lang w:bidi="ar-AE"/>
+        </w:rPr>
+        <w:t xml:space="preserve"> وبسرج موقدة. إن هذه طبعًا ليست حالة من الراحة؛ على العكس فإنه أمر مُجهد بصورة غير عادية بأن نبقى سهرانين طيلة ليل مظلم طويل الأمد. لكن في روح خدمتنا لا بد وأن يكون قلبنا، أشواقنا، أفكارنا، عواطفنا ورغباتنا مشدودة</w:t>
+      </w:r>
+      <w:r>
+        <w:rPr>
+          <w:rFonts w:hint="cs"/>
+          <w:rtl/>
+          <w:lang w:bidi="ar-AE"/>
+        </w:rPr>
+        <w:t xml:space="preserve"> (ممنطقة)</w:t>
+      </w:r>
+      <w:r>
+        <w:rPr>
+          <w:rFonts w:hint="cs"/>
+          <w:rtl/>
+          <w:lang w:bidi="ar-AE"/>
+        </w:rPr>
+        <w:t xml:space="preserve"> جيدًا.</w:t>
+      </w:r>
+    </w:p>
+    <w:p>
+      <w:pPr>
+        <w:jc w:val="both"/>
+        <w:rPr>
+          <w:rtl/>
+          <w:lang w:bidi="ar-AE"/>
+        </w:rPr>
+      </w:pPr>
+      <w:r>
+        <w:rPr>
+          <w:rFonts w:hint="cs"/>
+          <w:rtl/>
+          <w:lang w:bidi="ar-AE"/>
+        </w:rPr>
+        <w:t>إنه فعلاً لأمر مجهد جدًا</w:t>
+      </w:r>
+      <w:r>
+        <w:rPr>
+          <w:rFonts w:hint="cs"/>
+          <w:rtl/>
+          <w:lang w:bidi="ar-AE"/>
+        </w:rPr>
+        <w:t xml:space="preserve"> بأن لا نسمح للجسد بأن يسير على هواه؛ فإنه في أوقات مريح جدًا بأن نفعل هذا وإن كان للحظة واحدة فقط؛ ولكن متى ما حصل فمن المؤكد أننا سننام مثل العشر عذارى. لأنه كما أن العذارى اضطجعنَ للنوم والزيت في سرجهن، هكذا أيضًا نحن يمكننا أن ننعس والروح القدس في قلوبنا. لكن طوبى لكل العبيد الذين يجدهم السيد سهرانين! وكأن الرب يدعونا: "</w:t>
+      </w:r>
+      <w:r>
+        <w:rPr>
+          <w:rFonts w:hint="cs"/>
+          <w:rtl/>
+          <w:lang w:bidi="ar-AE"/>
+        </w:rPr>
+        <w:t>الآن هو دوركم بأن تتمنطقوا وأن تخدموا بمحبة وأن تسهروا؛ لكن متى ما أتيت فسيكون دوري بأن أتنطق وأقترب منكم وأخدمكم (لوقا 12: 37). لا بد لكم أن تكونوا ممنط</w:t>
+      </w:r>
+      <w:r>
+        <w:rPr>
+          <w:rFonts w:hint="cs"/>
+          <w:rtl/>
+          <w:lang w:bidi="ar-AE"/>
+        </w:rPr>
+        <w:t>َ</w:t>
+      </w:r>
+      <w:r>
+        <w:rPr>
+          <w:rFonts w:hint="cs"/>
+          <w:rtl/>
+          <w:lang w:bidi="ar-AE"/>
+        </w:rPr>
+        <w:t>قين جيدًا وسط الشر وسهرانين؛ ولكن عندما سيُدان الشر ويُعزَل، عندها يمكنكم أن تستريحوا من عملكم.</w:t>
+      </w:r>
+    </w:p>
+    <w:p>
+      <w:pPr>
+        <w:jc w:val="both"/>
+        <w:rPr>
+          <w:rFonts w:hint="cs"/>
+          <w:rtl/>
+          <w:lang w:bidi="ar-AE"/>
+        </w:rPr>
+      </w:pPr>
+      <w:r>
+        <w:rPr>
+          <w:rFonts w:hint="cs"/>
+          <w:rtl/>
+          <w:lang w:bidi="ar-AE"/>
+        </w:rPr>
+        <w:t>في يوم وصول</w:t>
+      </w:r>
+      <w:r>
+        <w:rPr>
+          <w:rFonts w:hint="cs"/>
+          <w:rtl/>
+          <w:lang w:bidi="ar-AE"/>
+        </w:rPr>
+        <w:t>كم بيت الآب يمكنكم الاضطجاع والاهتمام براحتكم. في ذلك الموضع المبارك من الطهارة والقداسة يمكنكم أن ترخوا ثيابكم، أشواقكم، أفكاركم عواطفكم لتنطلق بحريتها دون أن تخشوا من اتساخها.</w:t>
       </w:r>
     </w:p>
     <w:sectPr>
-      <w:pgSz w:w="12240" w:h="15840"/>
-      <w:pgMar w:top="1440" w:right="1800" w:bottom="1440" w:left="1800" w:header="720" w:footer="720" w:gutter="0"/>
-      <w:cols w:space="720"/>
+      <w:pgSz w:w="11906" w:h="16838"/>
+      <w:pgMar w:top="1440" w:right="1800" w:bottom="1440" w:left="1800" w:header="708" w:footer="708" w:gutter="0"/>
+      <w:cols w:space="708"/>
+      <w:bidi/>
+      <w:rtlGutter/>
       <w:docGrid w:linePitch="360"/>
     </w:sectPr>
   </w:body>
@@ -387,7 +855,7 @@
         <w:rFonts w:ascii="Sakkal Majalla" w:eastAsiaTheme="minorHAnsi" w:hAnsi="Sakkal Majalla" w:cs="Sakkal Majalla"/>
         <w:sz w:val="28"/>
         <w:szCs w:val="28"/>
-        <w:lang w:val="en-US" w:eastAsia="en-US" w:bidi="he-IL"/>
+        <w:lang w:val="en-US" w:eastAsia="en-US" w:bidi="ar-SA"/>
       </w:rPr>
     </w:rPrDefault>
     <w:pPrDefault>
@@ -777,7 +1245,11 @@
   <w:style w:type="paragraph" w:default="1" w:styleId="Normal">
     <w:name w:val="Normal"/>
     <w:qFormat/>
+    <w:pPr>
+      <w:bidi/>
+    </w:pPr>
     <w:rPr>
+      <w:noProof/>
       <w:lang w:bidi="ar-EG"/>
     </w:rPr>
   </w:style>
@@ -813,7 +1285,7 @@
     <w:basedOn w:val="DefaultParagraphFont"/>
     <w:uiPriority w:val="99"/>
     <w:unhideWhenUsed/>
-    <w:rsid w:val="00AF5AE7"/>
+    <w:rsid w:val="001A695B"/>
     <w:rPr>
       <w:color w:val="0563C1" w:themeColor="hyperlink"/>
       <w:u w:val="single"/>
@@ -825,10 +1297,22 @@
     <w:uiPriority w:val="99"/>
     <w:semiHidden/>
     <w:unhideWhenUsed/>
-    <w:rsid w:val="00AF5AE7"/>
+    <w:rsid w:val="001A695B"/>
     <w:rPr>
       <w:color w:val="605E5C"/>
       <w:shd w:val="clear" w:color="auto" w:fill="E1DFDD"/>
+    </w:rPr>
+  </w:style>
+  <w:style w:type="character" w:styleId="FollowedHyperlink">
+    <w:name w:val="FollowedHyperlink"/>
+    <w:basedOn w:val="DefaultParagraphFont"/>
+    <w:uiPriority w:val="99"/>
+    <w:semiHidden/>
+    <w:unhideWhenUsed/>
+    <w:rsid w:val="00B93377"/>
+    <w:rPr>
+      <w:color w:val="954F72" w:themeColor="followedHyperlink"/>
+      <w:u w:val="single"/>
     </w:rPr>
   </w:style>
 </w:styles>
